--- a/商务智能方法与应用课程设计报告_无附录.docx
+++ b/商务智能方法与应用课程设计报告_无附录.docx
@@ -264,7 +264,7 @@
                 <w:sz w:val="30"/>
                 <w:lang w:eastAsia="zh-CN"/>
               </w:rPr>
-              <w:t>2308080119</w:t>
+              <w:t>**********</w:t>
             </w:r>
           </w:p>
         </w:tc>
@@ -328,7 +328,7 @@
                 <w:sz w:val="30"/>
                 <w:lang w:eastAsia="zh-CN"/>
               </w:rPr>
-              <w:t>王睿彬</w:t>
+              <w:t>***</w:t>
             </w:r>
           </w:p>
         </w:tc>

--- a/商务智能方法与应用课程设计报告_无附录.docx
+++ b/商务智能方法与应用课程设计报告_无附录.docx
@@ -710,7 +710,7 @@
           <w:r>
             <w:fldChar w:fldCharType="separate"/>
           </w:r>
-          <w:hyperlink w:anchor="_Toc234265270" w:history="1">
+          <w:hyperlink w:anchor="_Toc234268379" w:history="1">
             <w:r>
               <w:rPr>
                 <w:rStyle w:val="aff9"/>
@@ -764,7 +764,7 @@
                 <w:noProof/>
                 <w:webHidden/>
               </w:rPr>
-              <w:instrText>PAGEREF _Toc234265270 \h</w:instrText>
+              <w:instrText>PAGEREF _Toc234268379 \h</w:instrText>
             </w:r>
             <w:r>
               <w:rPr>
@@ -794,7 +794,7 @@
                 <w:noProof/>
                 <w:webHidden/>
               </w:rPr>
-              <w:t>3</w:t>
+              <w:t>6</w:t>
             </w:r>
             <w:r>
               <w:rPr>
@@ -823,7 +823,7 @@
               <w14:ligatures w14:val="standardContextual"/>
             </w:rPr>
           </w:pPr>
-          <w:hyperlink w:anchor="_Toc234265271" w:history="1">
+          <w:hyperlink w:anchor="_Toc234268380" w:history="1">
             <w:r>
               <w:rPr>
                 <w:rStyle w:val="aff9"/>
@@ -869,7 +869,7 @@
                 <w:noProof/>
                 <w:webHidden/>
               </w:rPr>
-              <w:instrText>PAGEREF _Toc234265271 \h</w:instrText>
+              <w:instrText>PAGEREF _Toc234268380 \h</w:instrText>
             </w:r>
             <w:r>
               <w:rPr>
@@ -899,7 +899,7 @@
                 <w:noProof/>
                 <w:webHidden/>
               </w:rPr>
-              <w:t>3</w:t>
+              <w:t>6</w:t>
             </w:r>
             <w:r>
               <w:rPr>
@@ -928,7 +928,7 @@
               <w14:ligatures w14:val="standardContextual"/>
             </w:rPr>
           </w:pPr>
-          <w:hyperlink w:anchor="_Toc234265272" w:history="1">
+          <w:hyperlink w:anchor="_Toc234268381" w:history="1">
             <w:r>
               <w:rPr>
                 <w:rStyle w:val="aff9"/>
@@ -974,7 +974,7 @@
                 <w:noProof/>
                 <w:webHidden/>
               </w:rPr>
-              <w:instrText>PAGEREF _Toc234265272 \h</w:instrText>
+              <w:instrText>PAGEREF _Toc234268381 \h</w:instrText>
             </w:r>
             <w:r>
               <w:rPr>
@@ -1004,7 +1004,7 @@
                 <w:noProof/>
                 <w:webHidden/>
               </w:rPr>
-              <w:t>3</w:t>
+              <w:t>6</w:t>
             </w:r>
             <w:r>
               <w:rPr>
@@ -1033,7 +1033,7 @@
               <w14:ligatures w14:val="standardContextual"/>
             </w:rPr>
           </w:pPr>
-          <w:hyperlink w:anchor="_Toc234265273" w:history="1">
+          <w:hyperlink w:anchor="_Toc234268382" w:history="1">
             <w:r>
               <w:rPr>
                 <w:rStyle w:val="aff9"/>
@@ -1079,7 +1079,7 @@
                 <w:noProof/>
                 <w:webHidden/>
               </w:rPr>
-              <w:instrText>PAGEREF _Toc234265273 \h</w:instrText>
+              <w:instrText>PAGEREF _Toc234268382 \h</w:instrText>
             </w:r>
             <w:r>
               <w:rPr>
@@ -1109,7 +1109,7 @@
                 <w:noProof/>
                 <w:webHidden/>
               </w:rPr>
-              <w:t>4</w:t>
+              <w:t>6</w:t>
             </w:r>
             <w:r>
               <w:rPr>
@@ -1137,7 +1137,7 @@
               <w14:ligatures w14:val="standardContextual"/>
             </w:rPr>
           </w:pPr>
-          <w:hyperlink w:anchor="_Toc234265274" w:history="1">
+          <w:hyperlink w:anchor="_Toc234268383" w:history="1">
             <w:r>
               <w:rPr>
                 <w:rStyle w:val="aff9"/>
@@ -1191,7 +1191,7 @@
                 <w:noProof/>
                 <w:webHidden/>
               </w:rPr>
-              <w:instrText>PAGEREF _Toc234265274 \h</w:instrText>
+              <w:instrText>PAGEREF _Toc234268383 \h</w:instrText>
             </w:r>
             <w:r>
               <w:rPr>
@@ -1221,7 +1221,7 @@
                 <w:noProof/>
                 <w:webHidden/>
               </w:rPr>
-              <w:t>5</w:t>
+              <w:t>8</w:t>
             </w:r>
             <w:r>
               <w:rPr>
@@ -1250,7 +1250,7 @@
               <w14:ligatures w14:val="standardContextual"/>
             </w:rPr>
           </w:pPr>
-          <w:hyperlink w:anchor="_Toc234265275" w:history="1">
+          <w:hyperlink w:anchor="_Toc234268384" w:history="1">
             <w:r>
               <w:rPr>
                 <w:rStyle w:val="aff9"/>
@@ -1296,7 +1296,7 @@
                 <w:noProof/>
                 <w:webHidden/>
               </w:rPr>
-              <w:instrText>PAGEREF _Toc234265275 \h</w:instrText>
+              <w:instrText>PAGEREF _Toc234268384 \h</w:instrText>
             </w:r>
             <w:r>
               <w:rPr>
@@ -1326,7 +1326,7 @@
                 <w:noProof/>
                 <w:webHidden/>
               </w:rPr>
-              <w:t>5</w:t>
+              <w:t>8</w:t>
             </w:r>
             <w:r>
               <w:rPr>
@@ -1355,7 +1355,7 @@
               <w14:ligatures w14:val="standardContextual"/>
             </w:rPr>
           </w:pPr>
-          <w:hyperlink w:anchor="_Toc234265276" w:history="1">
+          <w:hyperlink w:anchor="_Toc234268385" w:history="1">
             <w:r>
               <w:rPr>
                 <w:rStyle w:val="aff9"/>
@@ -1401,7 +1401,7 @@
                 <w:noProof/>
                 <w:webHidden/>
               </w:rPr>
-              <w:instrText>PAGEREF _Toc234265276 \h</w:instrText>
+              <w:instrText>PAGEREF _Toc234268385 \h</w:instrText>
             </w:r>
             <w:r>
               <w:rPr>
@@ -1431,7 +1431,7 @@
                 <w:noProof/>
                 <w:webHidden/>
               </w:rPr>
-              <w:t>5</w:t>
+              <w:t>8</w:t>
             </w:r>
             <w:r>
               <w:rPr>
@@ -1460,7 +1460,7 @@
               <w14:ligatures w14:val="standardContextual"/>
             </w:rPr>
           </w:pPr>
-          <w:hyperlink w:anchor="_Toc234265277" w:history="1">
+          <w:hyperlink w:anchor="_Toc234268386" w:history="1">
             <w:r>
               <w:rPr>
                 <w:rStyle w:val="aff9"/>
@@ -1506,7 +1506,7 @@
                 <w:noProof/>
                 <w:webHidden/>
               </w:rPr>
-              <w:instrText>PAGEREF _Toc234265277 \h</w:instrText>
+              <w:instrText>PAGEREF _Toc234268386 \h</w:instrText>
             </w:r>
             <w:r>
               <w:rPr>
@@ -1536,7 +1536,7 @@
                 <w:noProof/>
                 <w:webHidden/>
               </w:rPr>
-              <w:t>5</w:t>
+              <w:t>8</w:t>
             </w:r>
             <w:r>
               <w:rPr>
@@ -1565,7 +1565,7 @@
               <w14:ligatures w14:val="standardContextual"/>
             </w:rPr>
           </w:pPr>
-          <w:hyperlink w:anchor="_Toc234265278" w:history="1">
+          <w:hyperlink w:anchor="_Toc234268387" w:history="1">
             <w:r>
               <w:rPr>
                 <w:rStyle w:val="aff9"/>
@@ -1611,7 +1611,7 @@
                 <w:noProof/>
                 <w:webHidden/>
               </w:rPr>
-              <w:instrText>PAGEREF _Toc234265278 \h</w:instrText>
+              <w:instrText>PAGEREF _Toc234268387 \h</w:instrText>
             </w:r>
             <w:r>
               <w:rPr>
@@ -1641,7 +1641,7 @@
                 <w:noProof/>
                 <w:webHidden/>
               </w:rPr>
-              <w:t>5</w:t>
+              <w:t>8</w:t>
             </w:r>
             <w:r>
               <w:rPr>
@@ -1670,7 +1670,7 @@
               <w14:ligatures w14:val="standardContextual"/>
             </w:rPr>
           </w:pPr>
-          <w:hyperlink w:anchor="_Toc234265279" w:history="1">
+          <w:hyperlink w:anchor="_Toc234268388" w:history="1">
             <w:r>
               <w:rPr>
                 <w:rStyle w:val="aff9"/>
@@ -1716,7 +1716,7 @@
                 <w:noProof/>
                 <w:webHidden/>
               </w:rPr>
-              <w:instrText>PAGEREF _Toc234265279 \h</w:instrText>
+              <w:instrText>PAGEREF _Toc234268388 \h</w:instrText>
             </w:r>
             <w:r>
               <w:rPr>
@@ -1746,7 +1746,7 @@
                 <w:noProof/>
                 <w:webHidden/>
               </w:rPr>
-              <w:t>5</w:t>
+              <w:t>8</w:t>
             </w:r>
             <w:r>
               <w:rPr>
@@ -1775,7 +1775,7 @@
               <w14:ligatures w14:val="standardContextual"/>
             </w:rPr>
           </w:pPr>
-          <w:hyperlink w:anchor="_Toc234265280" w:history="1">
+          <w:hyperlink w:anchor="_Toc234268389" w:history="1">
             <w:r>
               <w:rPr>
                 <w:rStyle w:val="aff9"/>
@@ -1821,7 +1821,7 @@
                 <w:noProof/>
                 <w:webHidden/>
               </w:rPr>
-              <w:instrText>PAGEREF _Toc234265280 \h</w:instrText>
+              <w:instrText>PAGEREF _Toc234268389 \h</w:instrText>
             </w:r>
             <w:r>
               <w:rPr>
@@ -1851,7 +1851,7 @@
                 <w:noProof/>
                 <w:webHidden/>
               </w:rPr>
-              <w:t>5</w:t>
+              <w:t>8</w:t>
             </w:r>
             <w:r>
               <w:rPr>
@@ -1880,7 +1880,7 @@
               <w14:ligatures w14:val="standardContextual"/>
             </w:rPr>
           </w:pPr>
-          <w:hyperlink w:anchor="_Toc234265281" w:history="1">
+          <w:hyperlink w:anchor="_Toc234268390" w:history="1">
             <w:r>
               <w:rPr>
                 <w:rStyle w:val="aff9"/>
@@ -1924,7 +1924,7 @@
                 <w:noProof/>
                 <w:webHidden/>
               </w:rPr>
-              <w:instrText>PAGEREF _Toc234265281 \h</w:instrText>
+              <w:instrText>PAGEREF _Toc234268390 \h</w:instrText>
             </w:r>
             <w:r>
               <w:rPr>
@@ -1954,7 +1954,7 @@
                 <w:noProof/>
                 <w:webHidden/>
               </w:rPr>
-              <w:t>6</w:t>
+              <w:t>9</w:t>
             </w:r>
             <w:r>
               <w:rPr>
@@ -1983,7 +1983,7 @@
               <w14:ligatures w14:val="standardContextual"/>
             </w:rPr>
           </w:pPr>
-          <w:hyperlink w:anchor="_Toc234265282" w:history="1">
+          <w:hyperlink w:anchor="_Toc234268391" w:history="1">
             <w:r>
               <w:rPr>
                 <w:rStyle w:val="aff9"/>
@@ -2029,7 +2029,7 @@
                 <w:noProof/>
                 <w:webHidden/>
               </w:rPr>
-              <w:instrText>PAGEREF _Toc234265282 \h</w:instrText>
+              <w:instrText>PAGEREF _Toc234268391 \h</w:instrText>
             </w:r>
             <w:r>
               <w:rPr>
@@ -2059,7 +2059,7 @@
                 <w:noProof/>
                 <w:webHidden/>
               </w:rPr>
-              <w:t>6</w:t>
+              <w:t>9</w:t>
             </w:r>
             <w:r>
               <w:rPr>
@@ -2088,7 +2088,7 @@
               <w14:ligatures w14:val="standardContextual"/>
             </w:rPr>
           </w:pPr>
-          <w:hyperlink w:anchor="_Toc234265283" w:history="1">
+          <w:hyperlink w:anchor="_Toc234268392" w:history="1">
             <w:r>
               <w:rPr>
                 <w:rStyle w:val="aff9"/>
@@ -2107,6 +2107,14 @@
             </w:r>
             <w:r>
               <w:rPr>
+                <w:rStyle w:val="aff9"/>
+                <w:noProof/>
+                <w:lang w:eastAsia="zh-CN"/>
+              </w:rPr>
+              <w:t>[27]</w:t>
+            </w:r>
+            <w:r>
+              <w:rPr>
                 <w:rFonts w:hint="eastAsia"/>
                 <w:noProof/>
                 <w:webHidden/>
@@ -2134,7 +2142,7 @@
                 <w:noProof/>
                 <w:webHidden/>
               </w:rPr>
-              <w:instrText>PAGEREF _Toc234265283 \h</w:instrText>
+              <w:instrText>PAGEREF _Toc234268392 \h</w:instrText>
             </w:r>
             <w:r>
               <w:rPr>
@@ -2164,7 +2172,7 @@
                 <w:noProof/>
                 <w:webHidden/>
               </w:rPr>
-              <w:t>6</w:t>
+              <w:t>9</w:t>
             </w:r>
             <w:r>
               <w:rPr>
@@ -2192,7 +2200,7 @@
               <w14:ligatures w14:val="standardContextual"/>
             </w:rPr>
           </w:pPr>
-          <w:hyperlink w:anchor="_Toc234265284" w:history="1">
+          <w:hyperlink w:anchor="_Toc234268393" w:history="1">
             <w:r>
               <w:rPr>
                 <w:rStyle w:val="aff9"/>
@@ -2246,7 +2254,7 @@
                 <w:noProof/>
                 <w:webHidden/>
               </w:rPr>
-              <w:instrText>PAGEREF _Toc234265284 \h</w:instrText>
+              <w:instrText>PAGEREF _Toc234268393 \h</w:instrText>
             </w:r>
             <w:r>
               <w:rPr>
@@ -2276,7 +2284,7 @@
                 <w:noProof/>
                 <w:webHidden/>
               </w:rPr>
-              <w:t>7</w:t>
+              <w:t>10</w:t>
             </w:r>
             <w:r>
               <w:rPr>
@@ -2305,7 +2313,7 @@
               <w14:ligatures w14:val="standardContextual"/>
             </w:rPr>
           </w:pPr>
-          <w:hyperlink w:anchor="_Toc234265285" w:history="1">
+          <w:hyperlink w:anchor="_Toc234268394" w:history="1">
             <w:r>
               <w:rPr>
                 <w:rStyle w:val="aff9"/>
@@ -2351,7 +2359,7 @@
                 <w:noProof/>
                 <w:webHidden/>
               </w:rPr>
-              <w:instrText>PAGEREF _Toc234265285 \h</w:instrText>
+              <w:instrText>PAGEREF _Toc234268394 \h</w:instrText>
             </w:r>
             <w:r>
               <w:rPr>
@@ -2381,7 +2389,7 @@
                 <w:noProof/>
                 <w:webHidden/>
               </w:rPr>
-              <w:t>7</w:t>
+              <w:t>10</w:t>
             </w:r>
             <w:r>
               <w:rPr>
@@ -2410,7 +2418,7 @@
               <w14:ligatures w14:val="standardContextual"/>
             </w:rPr>
           </w:pPr>
-          <w:hyperlink w:anchor="_Toc234265286" w:history="1">
+          <w:hyperlink w:anchor="_Toc234268395" w:history="1">
             <w:r>
               <w:rPr>
                 <w:rStyle w:val="aff9"/>
@@ -2456,7 +2464,7 @@
                 <w:noProof/>
                 <w:webHidden/>
               </w:rPr>
-              <w:instrText>PAGEREF _Toc234265286 \h</w:instrText>
+              <w:instrText>PAGEREF _Toc234268395 \h</w:instrText>
             </w:r>
             <w:r>
               <w:rPr>
@@ -2486,7 +2494,7 @@
                 <w:noProof/>
                 <w:webHidden/>
               </w:rPr>
-              <w:t>7</w:t>
+              <w:t>10</w:t>
             </w:r>
             <w:r>
               <w:rPr>
@@ -2515,7 +2523,7 @@
               <w14:ligatures w14:val="standardContextual"/>
             </w:rPr>
           </w:pPr>
-          <w:hyperlink w:anchor="_Toc234265287" w:history="1">
+          <w:hyperlink w:anchor="_Toc234268396" w:history="1">
             <w:r>
               <w:rPr>
                 <w:rStyle w:val="aff9"/>
@@ -2561,7 +2569,7 @@
                 <w:noProof/>
                 <w:webHidden/>
               </w:rPr>
-              <w:instrText>PAGEREF _Toc234265287 \h</w:instrText>
+              <w:instrText>PAGEREF _Toc234268396 \h</w:instrText>
             </w:r>
             <w:r>
               <w:rPr>
@@ -2591,7 +2599,7 @@
                 <w:noProof/>
                 <w:webHidden/>
               </w:rPr>
-              <w:t>7</w:t>
+              <w:t>10</w:t>
             </w:r>
             <w:r>
               <w:rPr>
@@ -2620,7 +2628,7 @@
               <w14:ligatures w14:val="standardContextual"/>
             </w:rPr>
           </w:pPr>
-          <w:hyperlink w:anchor="_Toc234265288" w:history="1">
+          <w:hyperlink w:anchor="_Toc234268397" w:history="1">
             <w:r>
               <w:rPr>
                 <w:rStyle w:val="aff9"/>
@@ -2666,7 +2674,7 @@
                 <w:noProof/>
                 <w:webHidden/>
               </w:rPr>
-              <w:instrText>PAGEREF _Toc234265288 \h</w:instrText>
+              <w:instrText>PAGEREF _Toc234268397 \h</w:instrText>
             </w:r>
             <w:r>
               <w:rPr>
@@ -2696,7 +2704,7 @@
                 <w:noProof/>
                 <w:webHidden/>
               </w:rPr>
-              <w:t>8</w:t>
+              <w:t>11</w:t>
             </w:r>
             <w:r>
               <w:rPr>
@@ -2725,7 +2733,7 @@
               <w14:ligatures w14:val="standardContextual"/>
             </w:rPr>
           </w:pPr>
-          <w:hyperlink w:anchor="_Toc234265289" w:history="1">
+          <w:hyperlink w:anchor="_Toc234268398" w:history="1">
             <w:r>
               <w:rPr>
                 <w:rStyle w:val="aff9"/>
@@ -2771,7 +2779,7 @@
                 <w:noProof/>
                 <w:webHidden/>
               </w:rPr>
-              <w:instrText>PAGEREF _Toc234265289 \h</w:instrText>
+              <w:instrText>PAGEREF _Toc234268398 \h</w:instrText>
             </w:r>
             <w:r>
               <w:rPr>
@@ -2801,7 +2809,7 @@
                 <w:noProof/>
                 <w:webHidden/>
               </w:rPr>
-              <w:t>8</w:t>
+              <w:t>11</w:t>
             </w:r>
             <w:r>
               <w:rPr>
@@ -2830,7 +2838,7 @@
               <w14:ligatures w14:val="standardContextual"/>
             </w:rPr>
           </w:pPr>
-          <w:hyperlink w:anchor="_Toc234265290" w:history="1">
+          <w:hyperlink w:anchor="_Toc234268399" w:history="1">
             <w:r>
               <w:rPr>
                 <w:rStyle w:val="aff9"/>
@@ -2876,7 +2884,7 @@
                 <w:noProof/>
                 <w:webHidden/>
               </w:rPr>
-              <w:instrText>PAGEREF _Toc234265290 \h</w:instrText>
+              <w:instrText>PAGEREF _Toc234268399 \h</w:instrText>
             </w:r>
             <w:r>
               <w:rPr>
@@ -2906,7 +2914,7 @@
                 <w:noProof/>
                 <w:webHidden/>
               </w:rPr>
-              <w:t>9</w:t>
+              <w:t>12</w:t>
             </w:r>
             <w:r>
               <w:rPr>
@@ -2935,7 +2943,7 @@
               <w14:ligatures w14:val="standardContextual"/>
             </w:rPr>
           </w:pPr>
-          <w:hyperlink w:anchor="_Toc234265291" w:history="1">
+          <w:hyperlink w:anchor="_Toc234268400" w:history="1">
             <w:r>
               <w:rPr>
                 <w:rStyle w:val="aff9"/>
@@ -2981,7 +2989,7 @@
                 <w:noProof/>
                 <w:webHidden/>
               </w:rPr>
-              <w:instrText>PAGEREF _Toc234265291 \h</w:instrText>
+              <w:instrText>PAGEREF _Toc234268400 \h</w:instrText>
             </w:r>
             <w:r>
               <w:rPr>
@@ -3011,7 +3019,7 @@
                 <w:noProof/>
                 <w:webHidden/>
               </w:rPr>
-              <w:t>9</w:t>
+              <w:t>12</w:t>
             </w:r>
             <w:r>
               <w:rPr>
@@ -3040,7 +3048,7 @@
               <w14:ligatures w14:val="standardContextual"/>
             </w:rPr>
           </w:pPr>
-          <w:hyperlink w:anchor="_Toc234265292" w:history="1">
+          <w:hyperlink w:anchor="_Toc234268401" w:history="1">
             <w:r>
               <w:rPr>
                 <w:rStyle w:val="aff9"/>
@@ -3086,7 +3094,7 @@
                 <w:noProof/>
                 <w:webHidden/>
               </w:rPr>
-              <w:instrText>PAGEREF _Toc234265292 \h</w:instrText>
+              <w:instrText>PAGEREF _Toc234268401 \h</w:instrText>
             </w:r>
             <w:r>
               <w:rPr>
@@ -3116,7 +3124,7 @@
                 <w:noProof/>
                 <w:webHidden/>
               </w:rPr>
-              <w:t>10</w:t>
+              <w:t>13</w:t>
             </w:r>
             <w:r>
               <w:rPr>
@@ -3145,7 +3153,7 @@
               <w14:ligatures w14:val="standardContextual"/>
             </w:rPr>
           </w:pPr>
-          <w:hyperlink w:anchor="_Toc234265293" w:history="1">
+          <w:hyperlink w:anchor="_Toc234268402" w:history="1">
             <w:r>
               <w:rPr>
                 <w:rStyle w:val="aff9"/>
@@ -3191,7 +3199,7 @@
                 <w:noProof/>
                 <w:webHidden/>
               </w:rPr>
-              <w:instrText>PAGEREF _Toc234265293 \h</w:instrText>
+              <w:instrText>PAGEREF _Toc234268402 \h</w:instrText>
             </w:r>
             <w:r>
               <w:rPr>
@@ -3221,7 +3229,7 @@
                 <w:noProof/>
                 <w:webHidden/>
               </w:rPr>
-              <w:t>11</w:t>
+              <w:t>14</w:t>
             </w:r>
             <w:r>
               <w:rPr>
@@ -3250,7 +3258,7 @@
               <w14:ligatures w14:val="standardContextual"/>
             </w:rPr>
           </w:pPr>
-          <w:hyperlink w:anchor="_Toc234265294" w:history="1">
+          <w:hyperlink w:anchor="_Toc234268403" w:history="1">
             <w:r>
               <w:rPr>
                 <w:rStyle w:val="aff9"/>
@@ -3296,7 +3304,7 @@
                 <w:noProof/>
                 <w:webHidden/>
               </w:rPr>
-              <w:instrText>PAGEREF _Toc234265294 \h</w:instrText>
+              <w:instrText>PAGEREF _Toc234268403 \h</w:instrText>
             </w:r>
             <w:r>
               <w:rPr>
@@ -3326,7 +3334,7 @@
                 <w:noProof/>
                 <w:webHidden/>
               </w:rPr>
-              <w:t>11</w:t>
+              <w:t>14</w:t>
             </w:r>
             <w:r>
               <w:rPr>
@@ -3355,7 +3363,7 @@
               <w14:ligatures w14:val="standardContextual"/>
             </w:rPr>
           </w:pPr>
-          <w:hyperlink w:anchor="_Toc234265295" w:history="1">
+          <w:hyperlink w:anchor="_Toc234268404" w:history="1">
             <w:r>
               <w:rPr>
                 <w:rStyle w:val="aff9"/>
@@ -3401,7 +3409,7 @@
                 <w:noProof/>
                 <w:webHidden/>
               </w:rPr>
-              <w:instrText>PAGEREF _Toc234265295 \h</w:instrText>
+              <w:instrText>PAGEREF _Toc234268404 \h</w:instrText>
             </w:r>
             <w:r>
               <w:rPr>
@@ -3431,7 +3439,7 @@
                 <w:noProof/>
                 <w:webHidden/>
               </w:rPr>
-              <w:t>11</w:t>
+              <w:t>14</w:t>
             </w:r>
             <w:r>
               <w:rPr>
@@ -3460,7 +3468,7 @@
               <w14:ligatures w14:val="standardContextual"/>
             </w:rPr>
           </w:pPr>
-          <w:hyperlink w:anchor="_Toc234265296" w:history="1">
+          <w:hyperlink w:anchor="_Toc234268405" w:history="1">
             <w:r>
               <w:rPr>
                 <w:rStyle w:val="aff9"/>
@@ -3506,7 +3514,7 @@
                 <w:noProof/>
                 <w:webHidden/>
               </w:rPr>
-              <w:instrText>PAGEREF _Toc234265296 \h</w:instrText>
+              <w:instrText>PAGEREF _Toc234268405 \h</w:instrText>
             </w:r>
             <w:r>
               <w:rPr>
@@ -3536,7 +3544,7 @@
                 <w:noProof/>
                 <w:webHidden/>
               </w:rPr>
-              <w:t>11</w:t>
+              <w:t>14</w:t>
             </w:r>
             <w:r>
               <w:rPr>
@@ -3565,7 +3573,7 @@
               <w14:ligatures w14:val="standardContextual"/>
             </w:rPr>
           </w:pPr>
-          <w:hyperlink w:anchor="_Toc234265297" w:history="1">
+          <w:hyperlink w:anchor="_Toc234268406" w:history="1">
             <w:r>
               <w:rPr>
                 <w:rStyle w:val="aff9"/>
@@ -3611,7 +3619,7 @@
                 <w:noProof/>
                 <w:webHidden/>
               </w:rPr>
-              <w:instrText>PAGEREF _Toc234265297 \h</w:instrText>
+              <w:instrText>PAGEREF _Toc234268406 \h</w:instrText>
             </w:r>
             <w:r>
               <w:rPr>
@@ -3641,7 +3649,7 @@
                 <w:noProof/>
                 <w:webHidden/>
               </w:rPr>
-              <w:t>12</w:t>
+              <w:t>15</w:t>
             </w:r>
             <w:r>
               <w:rPr>
@@ -3670,7 +3678,7 @@
               <w14:ligatures w14:val="standardContextual"/>
             </w:rPr>
           </w:pPr>
-          <w:hyperlink w:anchor="_Toc234265298" w:history="1">
+          <w:hyperlink w:anchor="_Toc234268407" w:history="1">
             <w:r>
               <w:rPr>
                 <w:rStyle w:val="aff9"/>
@@ -3716,7 +3724,7 @@
                 <w:noProof/>
                 <w:webHidden/>
               </w:rPr>
-              <w:instrText>PAGEREF _Toc234265298 \h</w:instrText>
+              <w:instrText>PAGEREF _Toc234268407 \h</w:instrText>
             </w:r>
             <w:r>
               <w:rPr>
@@ -3746,7 +3754,7 @@
                 <w:noProof/>
                 <w:webHidden/>
               </w:rPr>
-              <w:t>12</w:t>
+              <w:t>15</w:t>
             </w:r>
             <w:r>
               <w:rPr>
@@ -3775,7 +3783,7 @@
               <w14:ligatures w14:val="standardContextual"/>
             </w:rPr>
           </w:pPr>
-          <w:hyperlink w:anchor="_Toc234265299" w:history="1">
+          <w:hyperlink w:anchor="_Toc234268408" w:history="1">
             <w:r>
               <w:rPr>
                 <w:rStyle w:val="aff9"/>
@@ -3837,7 +3845,7 @@
                 <w:noProof/>
                 <w:webHidden/>
               </w:rPr>
-              <w:instrText>PAGEREF _Toc234265299 \h</w:instrText>
+              <w:instrText>PAGEREF _Toc234268408 \h</w:instrText>
             </w:r>
             <w:r>
               <w:rPr>
@@ -3867,7 +3875,7 @@
                 <w:noProof/>
                 <w:webHidden/>
               </w:rPr>
-              <w:t>12</w:t>
+              <w:t>15</w:t>
             </w:r>
             <w:r>
               <w:rPr>
@@ -3896,7 +3904,7 @@
               <w14:ligatures w14:val="standardContextual"/>
             </w:rPr>
           </w:pPr>
-          <w:hyperlink w:anchor="_Toc234265300" w:history="1">
+          <w:hyperlink w:anchor="_Toc234268409" w:history="1">
             <w:r>
               <w:rPr>
                 <w:rStyle w:val="aff9"/>
@@ -3942,7 +3950,7 @@
                 <w:noProof/>
                 <w:webHidden/>
               </w:rPr>
-              <w:instrText>PAGEREF _Toc234265300 \h</w:instrText>
+              <w:instrText>PAGEREF _Toc234268409 \h</w:instrText>
             </w:r>
             <w:r>
               <w:rPr>
@@ -3972,7 +3980,7 @@
                 <w:noProof/>
                 <w:webHidden/>
               </w:rPr>
-              <w:t>13</w:t>
+              <w:t>16</w:t>
             </w:r>
             <w:r>
               <w:rPr>
@@ -4001,7 +4009,7 @@
               <w14:ligatures w14:val="standardContextual"/>
             </w:rPr>
           </w:pPr>
-          <w:hyperlink w:anchor="_Toc234265301" w:history="1">
+          <w:hyperlink w:anchor="_Toc234268410" w:history="1">
             <w:r>
               <w:rPr>
                 <w:rStyle w:val="aff9"/>
@@ -4020,6 +4028,14 @@
             </w:r>
             <w:r>
               <w:rPr>
+                <w:rStyle w:val="aff9"/>
+                <w:noProof/>
+                <w:lang w:eastAsia="zh-CN"/>
+              </w:rPr>
+              <w:t>[4][5][6]</w:t>
+            </w:r>
+            <w:r>
+              <w:rPr>
                 <w:rFonts w:hint="eastAsia"/>
                 <w:noProof/>
                 <w:webHidden/>
@@ -4047,7 +4063,7 @@
                 <w:noProof/>
                 <w:webHidden/>
               </w:rPr>
-              <w:instrText>PAGEREF _Toc234265301 \h</w:instrText>
+              <w:instrText>PAGEREF _Toc234268410 \h</w:instrText>
             </w:r>
             <w:r>
               <w:rPr>
@@ -4077,7 +4093,7 @@
                 <w:noProof/>
                 <w:webHidden/>
               </w:rPr>
-              <w:t>13</w:t>
+              <w:t>16</w:t>
             </w:r>
             <w:r>
               <w:rPr>
@@ -4106,7 +4122,7 @@
               <w14:ligatures w14:val="standardContextual"/>
             </w:rPr>
           </w:pPr>
-          <w:hyperlink w:anchor="_Toc234265302" w:history="1">
+          <w:hyperlink w:anchor="_Toc234268411" w:history="1">
             <w:r>
               <w:rPr>
                 <w:rStyle w:val="aff9"/>
@@ -4152,7 +4168,7 @@
                 <w:noProof/>
                 <w:webHidden/>
               </w:rPr>
-              <w:instrText>PAGEREF _Toc234265302 \h</w:instrText>
+              <w:instrText>PAGEREF _Toc234268411 \h</w:instrText>
             </w:r>
             <w:r>
               <w:rPr>
@@ -4182,7 +4198,7 @@
                 <w:noProof/>
                 <w:webHidden/>
               </w:rPr>
-              <w:t>13</w:t>
+              <w:t>16</w:t>
             </w:r>
             <w:r>
               <w:rPr>
@@ -4211,7 +4227,7 @@
               <w14:ligatures w14:val="standardContextual"/>
             </w:rPr>
           </w:pPr>
-          <w:hyperlink w:anchor="_Toc234265303" w:history="1">
+          <w:hyperlink w:anchor="_Toc234268412" w:history="1">
             <w:r>
               <w:rPr>
                 <w:rStyle w:val="aff9"/>
@@ -4257,7 +4273,7 @@
                 <w:noProof/>
                 <w:webHidden/>
               </w:rPr>
-              <w:instrText>PAGEREF _Toc234265303 \h</w:instrText>
+              <w:instrText>PAGEREF _Toc234268412 \h</w:instrText>
             </w:r>
             <w:r>
               <w:rPr>
@@ -4287,7 +4303,7 @@
                 <w:noProof/>
                 <w:webHidden/>
               </w:rPr>
-              <w:t>14</w:t>
+              <w:t>17</w:t>
             </w:r>
             <w:r>
               <w:rPr>
@@ -4315,7 +4331,7 @@
               <w14:ligatures w14:val="standardContextual"/>
             </w:rPr>
           </w:pPr>
-          <w:hyperlink w:anchor="_Toc234265304" w:history="1">
+          <w:hyperlink w:anchor="_Toc234268413" w:history="1">
             <w:r>
               <w:rPr>
                 <w:rStyle w:val="aff9"/>
@@ -4369,7 +4385,7 @@
                 <w:noProof/>
                 <w:webHidden/>
               </w:rPr>
-              <w:instrText>PAGEREF _Toc234265304 \h</w:instrText>
+              <w:instrText>PAGEREF _Toc234268413 \h</w:instrText>
             </w:r>
             <w:r>
               <w:rPr>
@@ -4399,7 +4415,7 @@
                 <w:noProof/>
                 <w:webHidden/>
               </w:rPr>
-              <w:t>17</w:t>
+              <w:t>20</w:t>
             </w:r>
             <w:r>
               <w:rPr>
@@ -4428,7 +4444,7 @@
               <w14:ligatures w14:val="standardContextual"/>
             </w:rPr>
           </w:pPr>
-          <w:hyperlink w:anchor="_Toc234265305" w:history="1">
+          <w:hyperlink w:anchor="_Toc234268414" w:history="1">
             <w:r>
               <w:rPr>
                 <w:rStyle w:val="aff9"/>
@@ -4474,7 +4490,7 @@
                 <w:noProof/>
                 <w:webHidden/>
               </w:rPr>
-              <w:instrText>PAGEREF _Toc234265305 \h</w:instrText>
+              <w:instrText>PAGEREF _Toc234268414 \h</w:instrText>
             </w:r>
             <w:r>
               <w:rPr>
@@ -4504,7 +4520,7 @@
                 <w:noProof/>
                 <w:webHidden/>
               </w:rPr>
-              <w:t>17</w:t>
+              <w:t>20</w:t>
             </w:r>
             <w:r>
               <w:rPr>
@@ -4533,7 +4549,7 @@
               <w14:ligatures w14:val="standardContextual"/>
             </w:rPr>
           </w:pPr>
-          <w:hyperlink w:anchor="_Toc234265306" w:history="1">
+          <w:hyperlink w:anchor="_Toc234268415" w:history="1">
             <w:r>
               <w:rPr>
                 <w:rStyle w:val="aff9"/>
@@ -4579,7 +4595,7 @@
                 <w:noProof/>
                 <w:webHidden/>
               </w:rPr>
-              <w:instrText>PAGEREF _Toc234265306 \h</w:instrText>
+              <w:instrText>PAGEREF _Toc234268415 \h</w:instrText>
             </w:r>
             <w:r>
               <w:rPr>
@@ -4609,7 +4625,7 @@
                 <w:noProof/>
                 <w:webHidden/>
               </w:rPr>
-              <w:t>17</w:t>
+              <w:t>20</w:t>
             </w:r>
             <w:r>
               <w:rPr>
@@ -4638,7 +4654,7 @@
               <w14:ligatures w14:val="standardContextual"/>
             </w:rPr>
           </w:pPr>
-          <w:hyperlink w:anchor="_Toc234265307" w:history="1">
+          <w:hyperlink w:anchor="_Toc234268416" w:history="1">
             <w:r>
               <w:rPr>
                 <w:rStyle w:val="aff9"/>
@@ -4684,7 +4700,7 @@
                 <w:noProof/>
                 <w:webHidden/>
               </w:rPr>
-              <w:instrText>PAGEREF _Toc234265307 \h</w:instrText>
+              <w:instrText>PAGEREF _Toc234268416 \h</w:instrText>
             </w:r>
             <w:r>
               <w:rPr>
@@ -4714,7 +4730,7 @@
                 <w:noProof/>
                 <w:webHidden/>
               </w:rPr>
-              <w:t>18</w:t>
+              <w:t>21</w:t>
             </w:r>
             <w:r>
               <w:rPr>
@@ -4743,7 +4759,7 @@
               <w14:ligatures w14:val="standardContextual"/>
             </w:rPr>
           </w:pPr>
-          <w:hyperlink w:anchor="_Toc234265308" w:history="1">
+          <w:hyperlink w:anchor="_Toc234268417" w:history="1">
             <w:r>
               <w:rPr>
                 <w:rStyle w:val="aff9"/>
@@ -4762,6 +4778,14 @@
             </w:r>
             <w:r>
               <w:rPr>
+                <w:rStyle w:val="aff9"/>
+                <w:noProof/>
+                <w:lang w:eastAsia="zh-CN"/>
+              </w:rPr>
+              <w:t>[30]</w:t>
+            </w:r>
+            <w:r>
+              <w:rPr>
                 <w:rFonts w:hint="eastAsia"/>
                 <w:noProof/>
                 <w:webHidden/>
@@ -4789,7 +4813,7 @@
                 <w:noProof/>
                 <w:webHidden/>
               </w:rPr>
-              <w:instrText>PAGEREF _Toc234265308 \h</w:instrText>
+              <w:instrText>PAGEREF _Toc234268417 \h</w:instrText>
             </w:r>
             <w:r>
               <w:rPr>
@@ -4819,7 +4843,7 @@
                 <w:noProof/>
                 <w:webHidden/>
               </w:rPr>
-              <w:t>19</w:t>
+              <w:t>22</w:t>
             </w:r>
             <w:r>
               <w:rPr>
@@ -4848,7 +4872,7 @@
               <w14:ligatures w14:val="standardContextual"/>
             </w:rPr>
           </w:pPr>
-          <w:hyperlink w:anchor="_Toc234265309" w:history="1">
+          <w:hyperlink w:anchor="_Toc234268418" w:history="1">
             <w:r>
               <w:rPr>
                 <w:rStyle w:val="aff9"/>
@@ -4894,7 +4918,7 @@
                 <w:noProof/>
                 <w:webHidden/>
               </w:rPr>
-              <w:instrText>PAGEREF _Toc234265309 \h</w:instrText>
+              <w:instrText>PAGEREF _Toc234268418 \h</w:instrText>
             </w:r>
             <w:r>
               <w:rPr>
@@ -4924,7 +4948,7 @@
                 <w:noProof/>
                 <w:webHidden/>
               </w:rPr>
-              <w:t>19</w:t>
+              <w:t>22</w:t>
             </w:r>
             <w:r>
               <w:rPr>
@@ -4953,7 +4977,7 @@
               <w14:ligatures w14:val="standardContextual"/>
             </w:rPr>
           </w:pPr>
-          <w:hyperlink w:anchor="_Toc234265310" w:history="1">
+          <w:hyperlink w:anchor="_Toc234268419" w:history="1">
             <w:r>
               <w:rPr>
                 <w:rStyle w:val="aff9"/>
@@ -4999,7 +5023,7 @@
                 <w:noProof/>
                 <w:webHidden/>
               </w:rPr>
-              <w:instrText>PAGEREF _Toc234265310 \h</w:instrText>
+              <w:instrText>PAGEREF _Toc234268419 \h</w:instrText>
             </w:r>
             <w:r>
               <w:rPr>
@@ -5029,7 +5053,7 @@
                 <w:noProof/>
                 <w:webHidden/>
               </w:rPr>
-              <w:t>20</w:t>
+              <w:t>23</w:t>
             </w:r>
             <w:r>
               <w:rPr>
@@ -5058,7 +5082,7 @@
               <w14:ligatures w14:val="standardContextual"/>
             </w:rPr>
           </w:pPr>
-          <w:hyperlink w:anchor="_Toc234265311" w:history="1">
+          <w:hyperlink w:anchor="_Toc234268420" w:history="1">
             <w:r>
               <w:rPr>
                 <w:rStyle w:val="aff9"/>
@@ -5104,7 +5128,7 @@
                 <w:noProof/>
                 <w:webHidden/>
               </w:rPr>
-              <w:instrText>PAGEREF _Toc234265311 \h</w:instrText>
+              <w:instrText>PAGEREF _Toc234268420 \h</w:instrText>
             </w:r>
             <w:r>
               <w:rPr>
@@ -5134,7 +5158,7 @@
                 <w:noProof/>
                 <w:webHidden/>
               </w:rPr>
-              <w:t>21</w:t>
+              <w:t>24</w:t>
             </w:r>
             <w:r>
               <w:rPr>
@@ -5163,7 +5187,7 @@
               <w14:ligatures w14:val="standardContextual"/>
             </w:rPr>
           </w:pPr>
-          <w:hyperlink w:anchor="_Toc234265312" w:history="1">
+          <w:hyperlink w:anchor="_Toc234268421" w:history="1">
             <w:r>
               <w:rPr>
                 <w:rStyle w:val="aff9"/>
@@ -5209,7 +5233,7 @@
                 <w:noProof/>
                 <w:webHidden/>
               </w:rPr>
-              <w:instrText>PAGEREF _Toc234265312 \h</w:instrText>
+              <w:instrText>PAGEREF _Toc234268421 \h</w:instrText>
             </w:r>
             <w:r>
               <w:rPr>
@@ -5239,7 +5263,7 @@
                 <w:noProof/>
                 <w:webHidden/>
               </w:rPr>
-              <w:t>21</w:t>
+              <w:t>24</w:t>
             </w:r>
             <w:r>
               <w:rPr>
@@ -5268,7 +5292,7 @@
               <w14:ligatures w14:val="standardContextual"/>
             </w:rPr>
           </w:pPr>
-          <w:hyperlink w:anchor="_Toc234265313" w:history="1">
+          <w:hyperlink w:anchor="_Toc234268422" w:history="1">
             <w:r>
               <w:rPr>
                 <w:rStyle w:val="aff9"/>
@@ -5314,7 +5338,7 @@
                 <w:noProof/>
                 <w:webHidden/>
               </w:rPr>
-              <w:instrText>PAGEREF _Toc234265313 \h</w:instrText>
+              <w:instrText>PAGEREF _Toc234268422 \h</w:instrText>
             </w:r>
             <w:r>
               <w:rPr>
@@ -5344,7 +5368,7 @@
                 <w:noProof/>
                 <w:webHidden/>
               </w:rPr>
-              <w:t>21</w:t>
+              <w:t>24</w:t>
             </w:r>
             <w:r>
               <w:rPr>
@@ -5373,7 +5397,7 @@
               <w14:ligatures w14:val="standardContextual"/>
             </w:rPr>
           </w:pPr>
-          <w:hyperlink w:anchor="_Toc234265314" w:history="1">
+          <w:hyperlink w:anchor="_Toc234268423" w:history="1">
             <w:r>
               <w:rPr>
                 <w:rStyle w:val="aff9"/>
@@ -5419,7 +5443,7 @@
                 <w:noProof/>
                 <w:webHidden/>
               </w:rPr>
-              <w:instrText>PAGEREF _Toc234265314 \h</w:instrText>
+              <w:instrText>PAGEREF _Toc234268423 \h</w:instrText>
             </w:r>
             <w:r>
               <w:rPr>
@@ -5449,7 +5473,7 @@
                 <w:noProof/>
                 <w:webHidden/>
               </w:rPr>
-              <w:t>22</w:t>
+              <w:t>25</w:t>
             </w:r>
             <w:r>
               <w:rPr>
@@ -5478,7 +5502,7 @@
               <w14:ligatures w14:val="standardContextual"/>
             </w:rPr>
           </w:pPr>
-          <w:hyperlink w:anchor="_Toc234265315" w:history="1">
+          <w:hyperlink w:anchor="_Toc234268424" w:history="1">
             <w:r>
               <w:rPr>
                 <w:rStyle w:val="aff9"/>
@@ -5497,6 +5521,14 @@
             </w:r>
             <w:r>
               <w:rPr>
+                <w:rStyle w:val="aff9"/>
+                <w:noProof/>
+                <w:lang w:eastAsia="zh-CN"/>
+              </w:rPr>
+              <w:t>[27]</w:t>
+            </w:r>
+            <w:r>
+              <w:rPr>
                 <w:rFonts w:hint="eastAsia"/>
                 <w:noProof/>
                 <w:webHidden/>
@@ -5524,7 +5556,7 @@
                 <w:noProof/>
                 <w:webHidden/>
               </w:rPr>
-              <w:instrText>PAGEREF _Toc234265315 \h</w:instrText>
+              <w:instrText>PAGEREF _Toc234268424 \h</w:instrText>
             </w:r>
             <w:r>
               <w:rPr>
@@ -5554,7 +5586,7 @@
                 <w:noProof/>
                 <w:webHidden/>
               </w:rPr>
-              <w:t>22</w:t>
+              <w:t>25</w:t>
             </w:r>
             <w:r>
               <w:rPr>
@@ -5583,7 +5615,7 @@
               <w14:ligatures w14:val="standardContextual"/>
             </w:rPr>
           </w:pPr>
-          <w:hyperlink w:anchor="_Toc234265316" w:history="1">
+          <w:hyperlink w:anchor="_Toc234268425" w:history="1">
             <w:r>
               <w:rPr>
                 <w:rStyle w:val="aff9"/>
@@ -5629,7 +5661,7 @@
                 <w:noProof/>
                 <w:webHidden/>
               </w:rPr>
-              <w:instrText>PAGEREF _Toc234265316 \h</w:instrText>
+              <w:instrText>PAGEREF _Toc234268425 \h</w:instrText>
             </w:r>
             <w:r>
               <w:rPr>
@@ -5659,7 +5691,7 @@
                 <w:noProof/>
                 <w:webHidden/>
               </w:rPr>
-              <w:t>22</w:t>
+              <w:t>25</w:t>
             </w:r>
             <w:r>
               <w:rPr>
@@ -5688,7 +5720,7 @@
               <w14:ligatures w14:val="standardContextual"/>
             </w:rPr>
           </w:pPr>
-          <w:hyperlink w:anchor="_Toc234265317" w:history="1">
+          <w:hyperlink w:anchor="_Toc234268426" w:history="1">
             <w:r>
               <w:rPr>
                 <w:rStyle w:val="aff9"/>
@@ -5734,7 +5766,7 @@
                 <w:noProof/>
                 <w:webHidden/>
               </w:rPr>
-              <w:instrText>PAGEREF _Toc234265317 \h</w:instrText>
+              <w:instrText>PAGEREF _Toc234268426 \h</w:instrText>
             </w:r>
             <w:r>
               <w:rPr>
@@ -5764,7 +5796,7 @@
                 <w:noProof/>
                 <w:webHidden/>
               </w:rPr>
-              <w:t>22</w:t>
+              <w:t>25</w:t>
             </w:r>
             <w:r>
               <w:rPr>
@@ -5793,7 +5825,7 @@
               <w14:ligatures w14:val="standardContextual"/>
             </w:rPr>
           </w:pPr>
-          <w:hyperlink w:anchor="_Toc234265318" w:history="1">
+          <w:hyperlink w:anchor="_Toc234268427" w:history="1">
             <w:r>
               <w:rPr>
                 <w:rStyle w:val="aff9"/>
@@ -5839,7 +5871,7 @@
                 <w:noProof/>
                 <w:webHidden/>
               </w:rPr>
-              <w:instrText>PAGEREF _Toc234265318 \h</w:instrText>
+              <w:instrText>PAGEREF _Toc234268427 \h</w:instrText>
             </w:r>
             <w:r>
               <w:rPr>
@@ -5869,7 +5901,7 @@
                 <w:noProof/>
                 <w:webHidden/>
               </w:rPr>
-              <w:t>23</w:t>
+              <w:t>26</w:t>
             </w:r>
             <w:r>
               <w:rPr>
@@ -5898,7 +5930,7 @@
               <w14:ligatures w14:val="standardContextual"/>
             </w:rPr>
           </w:pPr>
-          <w:hyperlink w:anchor="_Toc234265319" w:history="1">
+          <w:hyperlink w:anchor="_Toc234268428" w:history="1">
             <w:r>
               <w:rPr>
                 <w:rStyle w:val="aff9"/>
@@ -5944,7 +5976,7 @@
                 <w:noProof/>
                 <w:webHidden/>
               </w:rPr>
-              <w:instrText>PAGEREF _Toc234265319 \h</w:instrText>
+              <w:instrText>PAGEREF _Toc234268428 \h</w:instrText>
             </w:r>
             <w:r>
               <w:rPr>
@@ -5974,7 +6006,7 @@
                 <w:noProof/>
                 <w:webHidden/>
               </w:rPr>
-              <w:t>23</w:t>
+              <w:t>26</w:t>
             </w:r>
             <w:r>
               <w:rPr>
@@ -6003,7 +6035,7 @@
               <w14:ligatures w14:val="standardContextual"/>
             </w:rPr>
           </w:pPr>
-          <w:hyperlink w:anchor="_Toc234265320" w:history="1">
+          <w:hyperlink w:anchor="_Toc234268429" w:history="1">
             <w:r>
               <w:rPr>
                 <w:rStyle w:val="aff9"/>
@@ -6065,7 +6097,7 @@
                 <w:noProof/>
                 <w:webHidden/>
               </w:rPr>
-              <w:instrText>PAGEREF _Toc234265320 \h</w:instrText>
+              <w:instrText>PAGEREF _Toc234268429 \h</w:instrText>
             </w:r>
             <w:r>
               <w:rPr>
@@ -6095,7 +6127,7 @@
                 <w:noProof/>
                 <w:webHidden/>
               </w:rPr>
-              <w:t>24</w:t>
+              <w:t>27</w:t>
             </w:r>
             <w:r>
               <w:rPr>
@@ -6124,7 +6156,7 @@
               <w14:ligatures w14:val="standardContextual"/>
             </w:rPr>
           </w:pPr>
-          <w:hyperlink w:anchor="_Toc234265321" w:history="1">
+          <w:hyperlink w:anchor="_Toc234268430" w:history="1">
             <w:r>
               <w:rPr>
                 <w:rStyle w:val="aff9"/>
@@ -6168,7 +6200,7 @@
                 <w:noProof/>
                 <w:webHidden/>
               </w:rPr>
-              <w:instrText>PAGEREF _Toc234265321 \h</w:instrText>
+              <w:instrText>PAGEREF _Toc234268430 \h</w:instrText>
             </w:r>
             <w:r>
               <w:rPr>
@@ -6198,7 +6230,7 @@
                 <w:noProof/>
                 <w:webHidden/>
               </w:rPr>
-              <w:t>24</w:t>
+              <w:t>27</w:t>
             </w:r>
             <w:r>
               <w:rPr>
@@ -6227,7 +6259,7 @@
               <w14:ligatures w14:val="standardContextual"/>
             </w:rPr>
           </w:pPr>
-          <w:hyperlink w:anchor="_Toc234265322" w:history="1">
+          <w:hyperlink w:anchor="_Toc234268431" w:history="1">
             <w:r>
               <w:rPr>
                 <w:rStyle w:val="aff9"/>
@@ -6271,7 +6303,7 @@
                 <w:noProof/>
                 <w:webHidden/>
               </w:rPr>
-              <w:instrText>PAGEREF _Toc234265322 \h</w:instrText>
+              <w:instrText>PAGEREF _Toc234268431 \h</w:instrText>
             </w:r>
             <w:r>
               <w:rPr>
@@ -6301,7 +6333,7 @@
                 <w:noProof/>
                 <w:webHidden/>
               </w:rPr>
-              <w:t>24</w:t>
+              <w:t>27</w:t>
             </w:r>
             <w:r>
               <w:rPr>
@@ -6330,7 +6362,7 @@
               <w14:ligatures w14:val="standardContextual"/>
             </w:rPr>
           </w:pPr>
-          <w:hyperlink w:anchor="_Toc234265323" w:history="1">
+          <w:hyperlink w:anchor="_Toc234268432" w:history="1">
             <w:r>
               <w:rPr>
                 <w:rStyle w:val="aff9"/>
@@ -6376,7 +6408,7 @@
                 <w:noProof/>
                 <w:webHidden/>
               </w:rPr>
-              <w:instrText>PAGEREF _Toc234265323 \h</w:instrText>
+              <w:instrText>PAGEREF _Toc234268432 \h</w:instrText>
             </w:r>
             <w:r>
               <w:rPr>
@@ -6406,7 +6438,7 @@
                 <w:noProof/>
                 <w:webHidden/>
               </w:rPr>
-              <w:t>25</w:t>
+              <w:t>28</w:t>
             </w:r>
             <w:r>
               <w:rPr>
@@ -6435,7 +6467,7 @@
               <w14:ligatures w14:val="standardContextual"/>
             </w:rPr>
           </w:pPr>
-          <w:hyperlink w:anchor="_Toc234265324" w:history="1">
+          <w:hyperlink w:anchor="_Toc234268433" w:history="1">
             <w:r>
               <w:rPr>
                 <w:rStyle w:val="aff9"/>
@@ -6481,7 +6513,7 @@
                 <w:noProof/>
                 <w:webHidden/>
               </w:rPr>
-              <w:instrText>PAGEREF _Toc234265324 \h</w:instrText>
+              <w:instrText>PAGEREF _Toc234268433 \h</w:instrText>
             </w:r>
             <w:r>
               <w:rPr>
@@ -6511,7 +6543,7 @@
                 <w:noProof/>
                 <w:webHidden/>
               </w:rPr>
-              <w:t>25</w:t>
+              <w:t>28</w:t>
             </w:r>
             <w:r>
               <w:rPr>
@@ -6540,7 +6572,7 @@
               <w14:ligatures w14:val="standardContextual"/>
             </w:rPr>
           </w:pPr>
-          <w:hyperlink w:anchor="_Toc234265325" w:history="1">
+          <w:hyperlink w:anchor="_Toc234268434" w:history="1">
             <w:r>
               <w:rPr>
                 <w:rStyle w:val="aff9"/>
@@ -6586,7 +6618,7 @@
                 <w:noProof/>
                 <w:webHidden/>
               </w:rPr>
-              <w:instrText>PAGEREF _Toc234265325 \h</w:instrText>
+              <w:instrText>PAGEREF _Toc234268434 \h</w:instrText>
             </w:r>
             <w:r>
               <w:rPr>
@@ -6616,7 +6648,7 @@
                 <w:noProof/>
                 <w:webHidden/>
               </w:rPr>
-              <w:t>26</w:t>
+              <w:t>29</w:t>
             </w:r>
             <w:r>
               <w:rPr>
@@ -6645,7 +6677,7 @@
               <w14:ligatures w14:val="standardContextual"/>
             </w:rPr>
           </w:pPr>
-          <w:hyperlink w:anchor="_Toc234265326" w:history="1">
+          <w:hyperlink w:anchor="_Toc234268435" w:history="1">
             <w:r>
               <w:rPr>
                 <w:rStyle w:val="aff9"/>
@@ -6691,7 +6723,7 @@
                 <w:noProof/>
                 <w:webHidden/>
               </w:rPr>
-              <w:instrText>PAGEREF _Toc234265326 \h</w:instrText>
+              <w:instrText>PAGEREF _Toc234268435 \h</w:instrText>
             </w:r>
             <w:r>
               <w:rPr>
@@ -6721,7 +6753,7 @@
                 <w:noProof/>
                 <w:webHidden/>
               </w:rPr>
-              <w:t>27</w:t>
+              <w:t>30</w:t>
             </w:r>
             <w:r>
               <w:rPr>
@@ -6749,7 +6781,7 @@
               <w14:ligatures w14:val="standardContextual"/>
             </w:rPr>
           </w:pPr>
-          <w:hyperlink w:anchor="_Toc234265327" w:history="1">
+          <w:hyperlink w:anchor="_Toc234268436" w:history="1">
             <w:r>
               <w:rPr>
                 <w:rStyle w:val="aff9"/>
@@ -6803,7 +6835,7 @@
                 <w:noProof/>
                 <w:webHidden/>
               </w:rPr>
-              <w:instrText>PAGEREF _Toc234265327 \h</w:instrText>
+              <w:instrText>PAGEREF _Toc234268436 \h</w:instrText>
             </w:r>
             <w:r>
               <w:rPr>
@@ -6833,7 +6865,7 @@
                 <w:noProof/>
                 <w:webHidden/>
               </w:rPr>
-              <w:t>28</w:t>
+              <w:t>31</w:t>
             </w:r>
             <w:r>
               <w:rPr>
@@ -6862,7 +6894,7 @@
               <w14:ligatures w14:val="standardContextual"/>
             </w:rPr>
           </w:pPr>
-          <w:hyperlink w:anchor="_Toc234265328" w:history="1">
+          <w:hyperlink w:anchor="_Toc234268437" w:history="1">
             <w:r>
               <w:rPr>
                 <w:rStyle w:val="aff9"/>
@@ -6908,7 +6940,7 @@
                 <w:noProof/>
                 <w:webHidden/>
               </w:rPr>
-              <w:instrText>PAGEREF _Toc234265328 \h</w:instrText>
+              <w:instrText>PAGEREF _Toc234268437 \h</w:instrText>
             </w:r>
             <w:r>
               <w:rPr>
@@ -6938,7 +6970,7 @@
                 <w:noProof/>
                 <w:webHidden/>
               </w:rPr>
-              <w:t>28</w:t>
+              <w:t>31</w:t>
             </w:r>
             <w:r>
               <w:rPr>
@@ -6967,7 +6999,7 @@
               <w14:ligatures w14:val="standardContextual"/>
             </w:rPr>
           </w:pPr>
-          <w:hyperlink w:anchor="_Toc234265329" w:history="1">
+          <w:hyperlink w:anchor="_Toc234268438" w:history="1">
             <w:r>
               <w:rPr>
                 <w:rStyle w:val="aff9"/>
@@ -7013,7 +7045,7 @@
                 <w:noProof/>
                 <w:webHidden/>
               </w:rPr>
-              <w:instrText>PAGEREF _Toc234265329 \h</w:instrText>
+              <w:instrText>PAGEREF _Toc234268438 \h</w:instrText>
             </w:r>
             <w:r>
               <w:rPr>
@@ -7043,7 +7075,7 @@
                 <w:noProof/>
                 <w:webHidden/>
               </w:rPr>
-              <w:t>28</w:t>
+              <w:t>31</w:t>
             </w:r>
             <w:r>
               <w:rPr>
@@ -7071,7 +7103,7 @@
               <w14:ligatures w14:val="standardContextual"/>
             </w:rPr>
           </w:pPr>
-          <w:hyperlink w:anchor="_Toc234265330" w:history="1">
+          <w:hyperlink w:anchor="_Toc234268439" w:history="1">
             <w:r>
               <w:rPr>
                 <w:rStyle w:val="aff9"/>
@@ -7109,7 +7141,7 @@
                 <w:noProof/>
                 <w:webHidden/>
               </w:rPr>
-              <w:instrText>PAGEREF _Toc234265330 \h</w:instrText>
+              <w:instrText>PAGEREF _Toc234268439 \h</w:instrText>
             </w:r>
             <w:r>
               <w:rPr>
@@ -7139,1289 +7171,7 @@
                 <w:noProof/>
                 <w:webHidden/>
               </w:rPr>
-              <w:t>29</w:t>
-            </w:r>
-            <w:r>
-              <w:rPr>
-                <w:rFonts w:hint="eastAsia"/>
-                <w:noProof/>
-                <w:webHidden/>
-              </w:rPr>
-              <w:fldChar w:fldCharType="end"/>
-            </w:r>
-          </w:hyperlink>
-        </w:p>
-        <w:p>
-          <w:pPr>
-            <w:pStyle w:val="TOC1"/>
-            <w:tabs>
-              <w:tab w:val="right" w:leader="dot" w:pos="8302"/>
-            </w:tabs>
-            <w:rPr>
-              <w:rFonts w:asciiTheme="minorHAnsi" w:eastAsiaTheme="minorEastAsia" w:hAnsiTheme="minorHAnsi"/>
-              <w:noProof/>
-              <w:kern w:val="2"/>
-              <w:sz w:val="22"/>
-              <w:szCs w:val="24"/>
-              <w:lang w:eastAsia="zh-CN"/>
-              <w14:ligatures w14:val="standardContextual"/>
-            </w:rPr>
-          </w:pPr>
-          <w:hyperlink w:anchor="_Toc234265331" w:history="1">
-            <w:r>
-              <w:rPr>
-                <w:rStyle w:val="aff9"/>
-                <w:noProof/>
-                <w:lang w:eastAsia="zh-CN"/>
-              </w:rPr>
-              <w:t>附录</w:t>
-            </w:r>
-            <w:r>
-              <w:rPr>
-                <w:rFonts w:hint="eastAsia"/>
-                <w:noProof/>
-                <w:webHidden/>
-              </w:rPr>
-              <w:tab/>
-            </w:r>
-            <w:r>
-              <w:rPr>
-                <w:rFonts w:hint="eastAsia"/>
-                <w:noProof/>
-                <w:webHidden/>
-              </w:rPr>
-              <w:fldChar w:fldCharType="begin"/>
-            </w:r>
-            <w:r>
-              <w:rPr>
-                <w:rFonts w:hint="eastAsia"/>
-                <w:noProof/>
-                <w:webHidden/>
-              </w:rPr>
-              <w:instrText xml:space="preserve"> </w:instrText>
-            </w:r>
-            <w:r>
-              <w:rPr>
-                <w:noProof/>
-                <w:webHidden/>
-              </w:rPr>
-              <w:instrText>PAGEREF _Toc234265331 \h</w:instrText>
-            </w:r>
-            <w:r>
-              <w:rPr>
-                <w:rFonts w:hint="eastAsia"/>
-                <w:noProof/>
-                <w:webHidden/>
-              </w:rPr>
-              <w:instrText xml:space="preserve"> </w:instrText>
-            </w:r>
-            <w:r>
-              <w:rPr>
-                <w:rFonts w:hint="eastAsia"/>
-                <w:noProof/>
-                <w:webHidden/>
-              </w:rPr>
-            </w:r>
-            <w:r>
-              <w:rPr>
-                <w:rFonts w:hint="eastAsia"/>
-                <w:noProof/>
-                <w:webHidden/>
-              </w:rPr>
-              <w:fldChar w:fldCharType="separate"/>
-            </w:r>
-            <w:r>
-              <w:rPr>
-                <w:noProof/>
-                <w:webHidden/>
-              </w:rPr>
-              <w:t>31</w:t>
-            </w:r>
-            <w:r>
-              <w:rPr>
-                <w:rFonts w:hint="eastAsia"/>
-                <w:noProof/>
-                <w:webHidden/>
-              </w:rPr>
-              <w:fldChar w:fldCharType="end"/>
-            </w:r>
-          </w:hyperlink>
-        </w:p>
-        <w:p>
-          <w:pPr>
-            <w:pStyle w:val="TOC2"/>
-            <w:tabs>
-              <w:tab w:val="right" w:leader="dot" w:pos="8302"/>
-            </w:tabs>
-            <w:ind w:left="480"/>
-            <w:rPr>
-              <w:rFonts w:asciiTheme="minorHAnsi" w:eastAsiaTheme="minorEastAsia" w:hAnsiTheme="minorHAnsi"/>
-              <w:noProof/>
-              <w:kern w:val="2"/>
-              <w:sz w:val="22"/>
-              <w:szCs w:val="24"/>
-              <w:lang w:eastAsia="zh-CN"/>
-              <w14:ligatures w14:val="standardContextual"/>
-            </w:rPr>
-          </w:pPr>
-          <w:hyperlink w:anchor="_Toc234265332" w:history="1">
-            <w:r>
-              <w:rPr>
-                <w:rStyle w:val="aff9"/>
-                <w:noProof/>
-                <w:lang w:eastAsia="zh-CN"/>
-              </w:rPr>
-              <w:t>附录</w:t>
-            </w:r>
-            <w:r>
-              <w:rPr>
-                <w:rStyle w:val="aff9"/>
-                <w:noProof/>
-                <w:lang w:eastAsia="zh-CN"/>
-              </w:rPr>
-              <w:t xml:space="preserve">A  </w:t>
-            </w:r>
-            <w:r>
-              <w:rPr>
-                <w:rStyle w:val="aff9"/>
-                <w:noProof/>
-                <w:lang w:eastAsia="zh-CN"/>
-              </w:rPr>
-              <w:t>第三题源代码</w:t>
-            </w:r>
-            <w:r>
-              <w:rPr>
-                <w:rFonts w:hint="eastAsia"/>
-                <w:noProof/>
-                <w:webHidden/>
-              </w:rPr>
-              <w:tab/>
-            </w:r>
-            <w:r>
-              <w:rPr>
-                <w:rFonts w:hint="eastAsia"/>
-                <w:noProof/>
-                <w:webHidden/>
-              </w:rPr>
-              <w:fldChar w:fldCharType="begin"/>
-            </w:r>
-            <w:r>
-              <w:rPr>
-                <w:rFonts w:hint="eastAsia"/>
-                <w:noProof/>
-                <w:webHidden/>
-              </w:rPr>
-              <w:instrText xml:space="preserve"> </w:instrText>
-            </w:r>
-            <w:r>
-              <w:rPr>
-                <w:noProof/>
-                <w:webHidden/>
-              </w:rPr>
-              <w:instrText>PAGEREF _Toc234265332 \h</w:instrText>
-            </w:r>
-            <w:r>
-              <w:rPr>
-                <w:rFonts w:hint="eastAsia"/>
-                <w:noProof/>
-                <w:webHidden/>
-              </w:rPr>
-              <w:instrText xml:space="preserve"> </w:instrText>
-            </w:r>
-            <w:r>
-              <w:rPr>
-                <w:rFonts w:hint="eastAsia"/>
-                <w:noProof/>
-                <w:webHidden/>
-              </w:rPr>
-            </w:r>
-            <w:r>
-              <w:rPr>
-                <w:rFonts w:hint="eastAsia"/>
-                <w:noProof/>
-                <w:webHidden/>
-              </w:rPr>
-              <w:fldChar w:fldCharType="separate"/>
-            </w:r>
-            <w:r>
-              <w:rPr>
-                <w:noProof/>
-                <w:webHidden/>
-              </w:rPr>
-              <w:t>31</w:t>
-            </w:r>
-            <w:r>
-              <w:rPr>
-                <w:rFonts w:hint="eastAsia"/>
-                <w:noProof/>
-                <w:webHidden/>
-              </w:rPr>
-              <w:fldChar w:fldCharType="end"/>
-            </w:r>
-          </w:hyperlink>
-        </w:p>
-        <w:p>
-          <w:pPr>
-            <w:pStyle w:val="TOC3"/>
-            <w:tabs>
-              <w:tab w:val="right" w:leader="dot" w:pos="8302"/>
-            </w:tabs>
-            <w:ind w:left="960"/>
-            <w:rPr>
-              <w:rFonts w:asciiTheme="minorHAnsi" w:eastAsiaTheme="minorEastAsia" w:hAnsiTheme="minorHAnsi"/>
-              <w:noProof/>
-              <w:kern w:val="2"/>
-              <w:sz w:val="22"/>
-              <w:szCs w:val="24"/>
-              <w:lang w:eastAsia="zh-CN"/>
-              <w14:ligatures w14:val="standardContextual"/>
-            </w:rPr>
-          </w:pPr>
-          <w:hyperlink w:anchor="_Toc234265333" w:history="1">
-            <w:r>
-              <w:rPr>
-                <w:rStyle w:val="aff9"/>
-                <w:noProof/>
-              </w:rPr>
-              <w:t>A.1  task3_load_data.py</w:t>
-            </w:r>
-            <w:r>
-              <w:rPr>
-                <w:rFonts w:hint="eastAsia"/>
-                <w:noProof/>
-                <w:webHidden/>
-              </w:rPr>
-              <w:tab/>
-            </w:r>
-            <w:r>
-              <w:rPr>
-                <w:rFonts w:hint="eastAsia"/>
-                <w:noProof/>
-                <w:webHidden/>
-              </w:rPr>
-              <w:fldChar w:fldCharType="begin"/>
-            </w:r>
-            <w:r>
-              <w:rPr>
-                <w:rFonts w:hint="eastAsia"/>
-                <w:noProof/>
-                <w:webHidden/>
-              </w:rPr>
-              <w:instrText xml:space="preserve"> </w:instrText>
-            </w:r>
-            <w:r>
-              <w:rPr>
-                <w:noProof/>
-                <w:webHidden/>
-              </w:rPr>
-              <w:instrText>PAGEREF _Toc234265333 \h</w:instrText>
-            </w:r>
-            <w:r>
-              <w:rPr>
-                <w:rFonts w:hint="eastAsia"/>
-                <w:noProof/>
-                <w:webHidden/>
-              </w:rPr>
-              <w:instrText xml:space="preserve"> </w:instrText>
-            </w:r>
-            <w:r>
-              <w:rPr>
-                <w:rFonts w:hint="eastAsia"/>
-                <w:noProof/>
-                <w:webHidden/>
-              </w:rPr>
-            </w:r>
-            <w:r>
-              <w:rPr>
-                <w:rFonts w:hint="eastAsia"/>
-                <w:noProof/>
-                <w:webHidden/>
-              </w:rPr>
-              <w:fldChar w:fldCharType="separate"/>
-            </w:r>
-            <w:r>
-              <w:rPr>
-                <w:noProof/>
-                <w:webHidden/>
-              </w:rPr>
-              <w:t>31</w:t>
-            </w:r>
-            <w:r>
-              <w:rPr>
-                <w:rFonts w:hint="eastAsia"/>
-                <w:noProof/>
-                <w:webHidden/>
-              </w:rPr>
-              <w:fldChar w:fldCharType="end"/>
-            </w:r>
-          </w:hyperlink>
-        </w:p>
-        <w:p>
-          <w:pPr>
-            <w:pStyle w:val="TOC3"/>
-            <w:tabs>
-              <w:tab w:val="right" w:leader="dot" w:pos="8302"/>
-            </w:tabs>
-            <w:ind w:left="960"/>
-            <w:rPr>
-              <w:rFonts w:asciiTheme="minorHAnsi" w:eastAsiaTheme="minorEastAsia" w:hAnsiTheme="minorHAnsi"/>
-              <w:noProof/>
-              <w:kern w:val="2"/>
-              <w:sz w:val="22"/>
-              <w:szCs w:val="24"/>
-              <w:lang w:eastAsia="zh-CN"/>
-              <w14:ligatures w14:val="standardContextual"/>
-            </w:rPr>
-          </w:pPr>
-          <w:hyperlink w:anchor="_Toc234265334" w:history="1">
-            <w:r>
-              <w:rPr>
-                <w:rStyle w:val="aff9"/>
-                <w:noProof/>
-              </w:rPr>
-              <w:t>A.2  task3_load_weather.py</w:t>
-            </w:r>
-            <w:r>
-              <w:rPr>
-                <w:rFonts w:hint="eastAsia"/>
-                <w:noProof/>
-                <w:webHidden/>
-              </w:rPr>
-              <w:tab/>
-            </w:r>
-            <w:r>
-              <w:rPr>
-                <w:rFonts w:hint="eastAsia"/>
-                <w:noProof/>
-                <w:webHidden/>
-              </w:rPr>
-              <w:fldChar w:fldCharType="begin"/>
-            </w:r>
-            <w:r>
-              <w:rPr>
-                <w:rFonts w:hint="eastAsia"/>
-                <w:noProof/>
-                <w:webHidden/>
-              </w:rPr>
-              <w:instrText xml:space="preserve"> </w:instrText>
-            </w:r>
-            <w:r>
-              <w:rPr>
-                <w:noProof/>
-                <w:webHidden/>
-              </w:rPr>
-              <w:instrText>PAGEREF _Toc234265334 \h</w:instrText>
-            </w:r>
-            <w:r>
-              <w:rPr>
-                <w:rFonts w:hint="eastAsia"/>
-                <w:noProof/>
-                <w:webHidden/>
-              </w:rPr>
-              <w:instrText xml:space="preserve"> </w:instrText>
-            </w:r>
-            <w:r>
-              <w:rPr>
-                <w:rFonts w:hint="eastAsia"/>
-                <w:noProof/>
-                <w:webHidden/>
-              </w:rPr>
-            </w:r>
-            <w:r>
-              <w:rPr>
-                <w:rFonts w:hint="eastAsia"/>
-                <w:noProof/>
-                <w:webHidden/>
-              </w:rPr>
-              <w:fldChar w:fldCharType="separate"/>
-            </w:r>
-            <w:r>
-              <w:rPr>
-                <w:noProof/>
-                <w:webHidden/>
-              </w:rPr>
-              <w:t>34</w:t>
-            </w:r>
-            <w:r>
-              <w:rPr>
-                <w:rFonts w:hint="eastAsia"/>
-                <w:noProof/>
-                <w:webHidden/>
-              </w:rPr>
-              <w:fldChar w:fldCharType="end"/>
-            </w:r>
-          </w:hyperlink>
-        </w:p>
-        <w:p>
-          <w:pPr>
-            <w:pStyle w:val="TOC3"/>
-            <w:tabs>
-              <w:tab w:val="right" w:leader="dot" w:pos="8302"/>
-            </w:tabs>
-            <w:ind w:left="960"/>
-            <w:rPr>
-              <w:rFonts w:asciiTheme="minorHAnsi" w:eastAsiaTheme="minorEastAsia" w:hAnsiTheme="minorHAnsi"/>
-              <w:noProof/>
-              <w:kern w:val="2"/>
-              <w:sz w:val="22"/>
-              <w:szCs w:val="24"/>
-              <w:lang w:eastAsia="zh-CN"/>
-              <w14:ligatures w14:val="standardContextual"/>
-            </w:rPr>
-          </w:pPr>
-          <w:hyperlink w:anchor="_Toc234265335" w:history="1">
-            <w:r>
-              <w:rPr>
-                <w:rStyle w:val="aff9"/>
-                <w:noProof/>
-              </w:rPr>
-              <w:t>A.3  task3_eda.py</w:t>
-            </w:r>
-            <w:r>
-              <w:rPr>
-                <w:rFonts w:hint="eastAsia"/>
-                <w:noProof/>
-                <w:webHidden/>
-              </w:rPr>
-              <w:tab/>
-            </w:r>
-            <w:r>
-              <w:rPr>
-                <w:rFonts w:hint="eastAsia"/>
-                <w:noProof/>
-                <w:webHidden/>
-              </w:rPr>
-              <w:fldChar w:fldCharType="begin"/>
-            </w:r>
-            <w:r>
-              <w:rPr>
-                <w:rFonts w:hint="eastAsia"/>
-                <w:noProof/>
-                <w:webHidden/>
-              </w:rPr>
-              <w:instrText xml:space="preserve"> </w:instrText>
-            </w:r>
-            <w:r>
-              <w:rPr>
-                <w:noProof/>
-                <w:webHidden/>
-              </w:rPr>
-              <w:instrText>PAGEREF _Toc234265335 \h</w:instrText>
-            </w:r>
-            <w:r>
-              <w:rPr>
-                <w:rFonts w:hint="eastAsia"/>
-                <w:noProof/>
-                <w:webHidden/>
-              </w:rPr>
-              <w:instrText xml:space="preserve"> </w:instrText>
-            </w:r>
-            <w:r>
-              <w:rPr>
-                <w:rFonts w:hint="eastAsia"/>
-                <w:noProof/>
-                <w:webHidden/>
-              </w:rPr>
-            </w:r>
-            <w:r>
-              <w:rPr>
-                <w:rFonts w:hint="eastAsia"/>
-                <w:noProof/>
-                <w:webHidden/>
-              </w:rPr>
-              <w:fldChar w:fldCharType="separate"/>
-            </w:r>
-            <w:r>
-              <w:rPr>
-                <w:noProof/>
-                <w:webHidden/>
-              </w:rPr>
-              <w:t>37</w:t>
-            </w:r>
-            <w:r>
-              <w:rPr>
-                <w:rFonts w:hint="eastAsia"/>
-                <w:noProof/>
-                <w:webHidden/>
-              </w:rPr>
-              <w:fldChar w:fldCharType="end"/>
-            </w:r>
-          </w:hyperlink>
-        </w:p>
-        <w:p>
-          <w:pPr>
-            <w:pStyle w:val="TOC3"/>
-            <w:tabs>
-              <w:tab w:val="right" w:leader="dot" w:pos="8302"/>
-            </w:tabs>
-            <w:ind w:left="960"/>
-            <w:rPr>
-              <w:rFonts w:asciiTheme="minorHAnsi" w:eastAsiaTheme="minorEastAsia" w:hAnsiTheme="minorHAnsi"/>
-              <w:noProof/>
-              <w:kern w:val="2"/>
-              <w:sz w:val="22"/>
-              <w:szCs w:val="24"/>
-              <w:lang w:eastAsia="zh-CN"/>
-              <w14:ligatures w14:val="standardContextual"/>
-            </w:rPr>
-          </w:pPr>
-          <w:hyperlink w:anchor="_Toc234265336" w:history="1">
-            <w:r>
-              <w:rPr>
-                <w:rStyle w:val="aff9"/>
-                <w:noProof/>
-              </w:rPr>
-              <w:t>A.4  task3_model.py</w:t>
-            </w:r>
-            <w:r>
-              <w:rPr>
-                <w:rFonts w:hint="eastAsia"/>
-                <w:noProof/>
-                <w:webHidden/>
-              </w:rPr>
-              <w:tab/>
-            </w:r>
-            <w:r>
-              <w:rPr>
-                <w:rFonts w:hint="eastAsia"/>
-                <w:noProof/>
-                <w:webHidden/>
-              </w:rPr>
-              <w:fldChar w:fldCharType="begin"/>
-            </w:r>
-            <w:r>
-              <w:rPr>
-                <w:rFonts w:hint="eastAsia"/>
-                <w:noProof/>
-                <w:webHidden/>
-              </w:rPr>
-              <w:instrText xml:space="preserve"> </w:instrText>
-            </w:r>
-            <w:r>
-              <w:rPr>
-                <w:noProof/>
-                <w:webHidden/>
-              </w:rPr>
-              <w:instrText>PAGEREF _Toc234265336 \h</w:instrText>
-            </w:r>
-            <w:r>
-              <w:rPr>
-                <w:rFonts w:hint="eastAsia"/>
-                <w:noProof/>
-                <w:webHidden/>
-              </w:rPr>
-              <w:instrText xml:space="preserve"> </w:instrText>
-            </w:r>
-            <w:r>
-              <w:rPr>
-                <w:rFonts w:hint="eastAsia"/>
-                <w:noProof/>
-                <w:webHidden/>
-              </w:rPr>
-            </w:r>
-            <w:r>
-              <w:rPr>
-                <w:rFonts w:hint="eastAsia"/>
-                <w:noProof/>
-                <w:webHidden/>
-              </w:rPr>
-              <w:fldChar w:fldCharType="separate"/>
-            </w:r>
-            <w:r>
-              <w:rPr>
-                <w:noProof/>
-                <w:webHidden/>
-              </w:rPr>
-              <w:t>44</w:t>
-            </w:r>
-            <w:r>
-              <w:rPr>
-                <w:rFonts w:hint="eastAsia"/>
-                <w:noProof/>
-                <w:webHidden/>
-              </w:rPr>
-              <w:fldChar w:fldCharType="end"/>
-            </w:r>
-          </w:hyperlink>
-        </w:p>
-        <w:p>
-          <w:pPr>
-            <w:pStyle w:val="TOC3"/>
-            <w:tabs>
-              <w:tab w:val="right" w:leader="dot" w:pos="8302"/>
-            </w:tabs>
-            <w:ind w:left="960"/>
-            <w:rPr>
-              <w:rFonts w:asciiTheme="minorHAnsi" w:eastAsiaTheme="minorEastAsia" w:hAnsiTheme="minorHAnsi"/>
-              <w:noProof/>
-              <w:kern w:val="2"/>
-              <w:sz w:val="22"/>
-              <w:szCs w:val="24"/>
-              <w:lang w:eastAsia="zh-CN"/>
-              <w14:ligatures w14:val="standardContextual"/>
-            </w:rPr>
-          </w:pPr>
-          <w:hyperlink w:anchor="_Toc234265337" w:history="1">
-            <w:r>
-              <w:rPr>
-                <w:rStyle w:val="aff9"/>
-                <w:noProof/>
-              </w:rPr>
-              <w:t>A.5  task3_forecast.py</w:t>
-            </w:r>
-            <w:r>
-              <w:rPr>
-                <w:rFonts w:hint="eastAsia"/>
-                <w:noProof/>
-                <w:webHidden/>
-              </w:rPr>
-              <w:tab/>
-            </w:r>
-            <w:r>
-              <w:rPr>
-                <w:rFonts w:hint="eastAsia"/>
-                <w:noProof/>
-                <w:webHidden/>
-              </w:rPr>
-              <w:fldChar w:fldCharType="begin"/>
-            </w:r>
-            <w:r>
-              <w:rPr>
-                <w:rFonts w:hint="eastAsia"/>
-                <w:noProof/>
-                <w:webHidden/>
-              </w:rPr>
-              <w:instrText xml:space="preserve"> </w:instrText>
-            </w:r>
-            <w:r>
-              <w:rPr>
-                <w:noProof/>
-                <w:webHidden/>
-              </w:rPr>
-              <w:instrText>PAGEREF _Toc234265337 \h</w:instrText>
-            </w:r>
-            <w:r>
-              <w:rPr>
-                <w:rFonts w:hint="eastAsia"/>
-                <w:noProof/>
-                <w:webHidden/>
-              </w:rPr>
-              <w:instrText xml:space="preserve"> </w:instrText>
-            </w:r>
-            <w:r>
-              <w:rPr>
-                <w:rFonts w:hint="eastAsia"/>
-                <w:noProof/>
-                <w:webHidden/>
-              </w:rPr>
-            </w:r>
-            <w:r>
-              <w:rPr>
-                <w:rFonts w:hint="eastAsia"/>
-                <w:noProof/>
-                <w:webHidden/>
-              </w:rPr>
-              <w:fldChar w:fldCharType="separate"/>
-            </w:r>
-            <w:r>
-              <w:rPr>
-                <w:noProof/>
-                <w:webHidden/>
-              </w:rPr>
-              <w:t>50</w:t>
-            </w:r>
-            <w:r>
-              <w:rPr>
-                <w:rFonts w:hint="eastAsia"/>
-                <w:noProof/>
-                <w:webHidden/>
-              </w:rPr>
-              <w:fldChar w:fldCharType="end"/>
-            </w:r>
-          </w:hyperlink>
-        </w:p>
-        <w:p>
-          <w:pPr>
-            <w:pStyle w:val="TOC2"/>
-            <w:tabs>
-              <w:tab w:val="right" w:leader="dot" w:pos="8302"/>
-            </w:tabs>
-            <w:ind w:left="480"/>
-            <w:rPr>
-              <w:rFonts w:asciiTheme="minorHAnsi" w:eastAsiaTheme="minorEastAsia" w:hAnsiTheme="minorHAnsi"/>
-              <w:noProof/>
-              <w:kern w:val="2"/>
-              <w:sz w:val="22"/>
-              <w:szCs w:val="24"/>
-              <w:lang w:eastAsia="zh-CN"/>
-              <w14:ligatures w14:val="standardContextual"/>
-            </w:rPr>
-          </w:pPr>
-          <w:hyperlink w:anchor="_Toc234265338" w:history="1">
-            <w:r>
-              <w:rPr>
-                <w:rStyle w:val="aff9"/>
-                <w:noProof/>
-                <w:lang w:eastAsia="zh-CN"/>
-              </w:rPr>
-              <w:t>附录</w:t>
-            </w:r>
-            <w:r>
-              <w:rPr>
-                <w:rStyle w:val="aff9"/>
-                <w:noProof/>
-                <w:lang w:eastAsia="zh-CN"/>
-              </w:rPr>
-              <w:t xml:space="preserve">B  </w:t>
-            </w:r>
-            <w:r>
-              <w:rPr>
-                <w:rStyle w:val="aff9"/>
-                <w:noProof/>
-                <w:lang w:eastAsia="zh-CN"/>
-              </w:rPr>
-              <w:t>第四题源代码</w:t>
-            </w:r>
-            <w:r>
-              <w:rPr>
-                <w:rFonts w:hint="eastAsia"/>
-                <w:noProof/>
-                <w:webHidden/>
-              </w:rPr>
-              <w:tab/>
-            </w:r>
-            <w:r>
-              <w:rPr>
-                <w:rFonts w:hint="eastAsia"/>
-                <w:noProof/>
-                <w:webHidden/>
-              </w:rPr>
-              <w:fldChar w:fldCharType="begin"/>
-            </w:r>
-            <w:r>
-              <w:rPr>
-                <w:rFonts w:hint="eastAsia"/>
-                <w:noProof/>
-                <w:webHidden/>
-              </w:rPr>
-              <w:instrText xml:space="preserve"> </w:instrText>
-            </w:r>
-            <w:r>
-              <w:rPr>
-                <w:noProof/>
-                <w:webHidden/>
-              </w:rPr>
-              <w:instrText>PAGEREF _Toc234265338 \h</w:instrText>
-            </w:r>
-            <w:r>
-              <w:rPr>
-                <w:rFonts w:hint="eastAsia"/>
-                <w:noProof/>
-                <w:webHidden/>
-              </w:rPr>
-              <w:instrText xml:space="preserve"> </w:instrText>
-            </w:r>
-            <w:r>
-              <w:rPr>
-                <w:rFonts w:hint="eastAsia"/>
-                <w:noProof/>
-                <w:webHidden/>
-              </w:rPr>
-            </w:r>
-            <w:r>
-              <w:rPr>
-                <w:rFonts w:hint="eastAsia"/>
-                <w:noProof/>
-                <w:webHidden/>
-              </w:rPr>
-              <w:fldChar w:fldCharType="separate"/>
-            </w:r>
-            <w:r>
-              <w:rPr>
-                <w:noProof/>
-                <w:webHidden/>
-              </w:rPr>
-              <w:t>59</w:t>
-            </w:r>
-            <w:r>
-              <w:rPr>
-                <w:rFonts w:hint="eastAsia"/>
-                <w:noProof/>
-                <w:webHidden/>
-              </w:rPr>
-              <w:fldChar w:fldCharType="end"/>
-            </w:r>
-          </w:hyperlink>
-        </w:p>
-        <w:p>
-          <w:pPr>
-            <w:pStyle w:val="TOC3"/>
-            <w:tabs>
-              <w:tab w:val="right" w:leader="dot" w:pos="8302"/>
-            </w:tabs>
-            <w:ind w:left="960"/>
-            <w:rPr>
-              <w:rFonts w:asciiTheme="minorHAnsi" w:eastAsiaTheme="minorEastAsia" w:hAnsiTheme="minorHAnsi"/>
-              <w:noProof/>
-              <w:kern w:val="2"/>
-              <w:sz w:val="22"/>
-              <w:szCs w:val="24"/>
-              <w:lang w:eastAsia="zh-CN"/>
-              <w14:ligatures w14:val="standardContextual"/>
-            </w:rPr>
-          </w:pPr>
-          <w:hyperlink w:anchor="_Toc234265339" w:history="1">
-            <w:r>
-              <w:rPr>
-                <w:rStyle w:val="aff9"/>
-                <w:noProof/>
-              </w:rPr>
-              <w:t>B.1  task4_load_data.py</w:t>
-            </w:r>
-            <w:r>
-              <w:rPr>
-                <w:rFonts w:hint="eastAsia"/>
-                <w:noProof/>
-                <w:webHidden/>
-              </w:rPr>
-              <w:tab/>
-            </w:r>
-            <w:r>
-              <w:rPr>
-                <w:rFonts w:hint="eastAsia"/>
-                <w:noProof/>
-                <w:webHidden/>
-              </w:rPr>
-              <w:fldChar w:fldCharType="begin"/>
-            </w:r>
-            <w:r>
-              <w:rPr>
-                <w:rFonts w:hint="eastAsia"/>
-                <w:noProof/>
-                <w:webHidden/>
-              </w:rPr>
-              <w:instrText xml:space="preserve"> </w:instrText>
-            </w:r>
-            <w:r>
-              <w:rPr>
-                <w:noProof/>
-                <w:webHidden/>
-              </w:rPr>
-              <w:instrText>PAGEREF _Toc234265339 \h</w:instrText>
-            </w:r>
-            <w:r>
-              <w:rPr>
-                <w:rFonts w:hint="eastAsia"/>
-                <w:noProof/>
-                <w:webHidden/>
-              </w:rPr>
-              <w:instrText xml:space="preserve"> </w:instrText>
-            </w:r>
-            <w:r>
-              <w:rPr>
-                <w:rFonts w:hint="eastAsia"/>
-                <w:noProof/>
-                <w:webHidden/>
-              </w:rPr>
-            </w:r>
-            <w:r>
-              <w:rPr>
-                <w:rFonts w:hint="eastAsia"/>
-                <w:noProof/>
-                <w:webHidden/>
-              </w:rPr>
-              <w:fldChar w:fldCharType="separate"/>
-            </w:r>
-            <w:r>
-              <w:rPr>
-                <w:noProof/>
-                <w:webHidden/>
-              </w:rPr>
-              <w:t>59</w:t>
-            </w:r>
-            <w:r>
-              <w:rPr>
-                <w:rFonts w:hint="eastAsia"/>
-                <w:noProof/>
-                <w:webHidden/>
-              </w:rPr>
-              <w:fldChar w:fldCharType="end"/>
-            </w:r>
-          </w:hyperlink>
-        </w:p>
-        <w:p>
-          <w:pPr>
-            <w:pStyle w:val="TOC3"/>
-            <w:tabs>
-              <w:tab w:val="right" w:leader="dot" w:pos="8302"/>
-            </w:tabs>
-            <w:ind w:left="960"/>
-            <w:rPr>
-              <w:rFonts w:asciiTheme="minorHAnsi" w:eastAsiaTheme="minorEastAsia" w:hAnsiTheme="minorHAnsi"/>
-              <w:noProof/>
-              <w:kern w:val="2"/>
-              <w:sz w:val="22"/>
-              <w:szCs w:val="24"/>
-              <w:lang w:eastAsia="zh-CN"/>
-              <w14:ligatures w14:val="standardContextual"/>
-            </w:rPr>
-          </w:pPr>
-          <w:hyperlink w:anchor="_Toc234265340" w:history="1">
-            <w:r>
-              <w:rPr>
-                <w:rStyle w:val="aff9"/>
-                <w:noProof/>
-              </w:rPr>
-              <w:t>B.2  task4_eda.py</w:t>
-            </w:r>
-            <w:r>
-              <w:rPr>
-                <w:rFonts w:hint="eastAsia"/>
-                <w:noProof/>
-                <w:webHidden/>
-              </w:rPr>
-              <w:tab/>
-            </w:r>
-            <w:r>
-              <w:rPr>
-                <w:rFonts w:hint="eastAsia"/>
-                <w:noProof/>
-                <w:webHidden/>
-              </w:rPr>
-              <w:fldChar w:fldCharType="begin"/>
-            </w:r>
-            <w:r>
-              <w:rPr>
-                <w:rFonts w:hint="eastAsia"/>
-                <w:noProof/>
-                <w:webHidden/>
-              </w:rPr>
-              <w:instrText xml:space="preserve"> </w:instrText>
-            </w:r>
-            <w:r>
-              <w:rPr>
-                <w:noProof/>
-                <w:webHidden/>
-              </w:rPr>
-              <w:instrText>PAGEREF _Toc234265340 \h</w:instrText>
-            </w:r>
-            <w:r>
-              <w:rPr>
-                <w:rFonts w:hint="eastAsia"/>
-                <w:noProof/>
-                <w:webHidden/>
-              </w:rPr>
-              <w:instrText xml:space="preserve"> </w:instrText>
-            </w:r>
-            <w:r>
-              <w:rPr>
-                <w:rFonts w:hint="eastAsia"/>
-                <w:noProof/>
-                <w:webHidden/>
-              </w:rPr>
-            </w:r>
-            <w:r>
-              <w:rPr>
-                <w:rFonts w:hint="eastAsia"/>
-                <w:noProof/>
-                <w:webHidden/>
-              </w:rPr>
-              <w:fldChar w:fldCharType="separate"/>
-            </w:r>
-            <w:r>
-              <w:rPr>
-                <w:noProof/>
-                <w:webHidden/>
-              </w:rPr>
-              <w:t>62</w:t>
-            </w:r>
-            <w:r>
-              <w:rPr>
-                <w:rFonts w:hint="eastAsia"/>
-                <w:noProof/>
-                <w:webHidden/>
-              </w:rPr>
-              <w:fldChar w:fldCharType="end"/>
-            </w:r>
-          </w:hyperlink>
-        </w:p>
-        <w:p>
-          <w:pPr>
-            <w:pStyle w:val="TOC3"/>
-            <w:tabs>
-              <w:tab w:val="right" w:leader="dot" w:pos="8302"/>
-            </w:tabs>
-            <w:ind w:left="960"/>
-            <w:rPr>
-              <w:rFonts w:asciiTheme="minorHAnsi" w:eastAsiaTheme="minorEastAsia" w:hAnsiTheme="minorHAnsi"/>
-              <w:noProof/>
-              <w:kern w:val="2"/>
-              <w:sz w:val="22"/>
-              <w:szCs w:val="24"/>
-              <w:lang w:eastAsia="zh-CN"/>
-              <w14:ligatures w14:val="standardContextual"/>
-            </w:rPr>
-          </w:pPr>
-          <w:hyperlink w:anchor="_Toc234265341" w:history="1">
-            <w:r>
-              <w:rPr>
-                <w:rStyle w:val="aff9"/>
-                <w:noProof/>
-              </w:rPr>
-              <w:t>B.3  task4_model.py</w:t>
-            </w:r>
-            <w:r>
-              <w:rPr>
-                <w:rFonts w:hint="eastAsia"/>
-                <w:noProof/>
-                <w:webHidden/>
-              </w:rPr>
-              <w:tab/>
-            </w:r>
-            <w:r>
-              <w:rPr>
-                <w:rFonts w:hint="eastAsia"/>
-                <w:noProof/>
-                <w:webHidden/>
-              </w:rPr>
-              <w:fldChar w:fldCharType="begin"/>
-            </w:r>
-            <w:r>
-              <w:rPr>
-                <w:rFonts w:hint="eastAsia"/>
-                <w:noProof/>
-                <w:webHidden/>
-              </w:rPr>
-              <w:instrText xml:space="preserve"> </w:instrText>
-            </w:r>
-            <w:r>
-              <w:rPr>
-                <w:noProof/>
-                <w:webHidden/>
-              </w:rPr>
-              <w:instrText>PAGEREF _Toc234265341 \h</w:instrText>
-            </w:r>
-            <w:r>
-              <w:rPr>
-                <w:rFonts w:hint="eastAsia"/>
-                <w:noProof/>
-                <w:webHidden/>
-              </w:rPr>
-              <w:instrText xml:space="preserve"> </w:instrText>
-            </w:r>
-            <w:r>
-              <w:rPr>
-                <w:rFonts w:hint="eastAsia"/>
-                <w:noProof/>
-                <w:webHidden/>
-              </w:rPr>
-            </w:r>
-            <w:r>
-              <w:rPr>
-                <w:rFonts w:hint="eastAsia"/>
-                <w:noProof/>
-                <w:webHidden/>
-              </w:rPr>
-              <w:fldChar w:fldCharType="separate"/>
-            </w:r>
-            <w:r>
-              <w:rPr>
-                <w:noProof/>
-                <w:webHidden/>
-              </w:rPr>
-              <w:t>68</w:t>
-            </w:r>
-            <w:r>
-              <w:rPr>
-                <w:rFonts w:hint="eastAsia"/>
-                <w:noProof/>
-                <w:webHidden/>
-              </w:rPr>
-              <w:fldChar w:fldCharType="end"/>
-            </w:r>
-          </w:hyperlink>
-        </w:p>
-        <w:p>
-          <w:pPr>
-            <w:pStyle w:val="TOC3"/>
-            <w:tabs>
-              <w:tab w:val="right" w:leader="dot" w:pos="8302"/>
-            </w:tabs>
-            <w:ind w:left="960"/>
-            <w:rPr>
-              <w:rFonts w:asciiTheme="minorHAnsi" w:eastAsiaTheme="minorEastAsia" w:hAnsiTheme="minorHAnsi"/>
-              <w:noProof/>
-              <w:kern w:val="2"/>
-              <w:sz w:val="22"/>
-              <w:szCs w:val="24"/>
-              <w:lang w:eastAsia="zh-CN"/>
-              <w14:ligatures w14:val="standardContextual"/>
-            </w:rPr>
-          </w:pPr>
-          <w:hyperlink w:anchor="_Toc234265342" w:history="1">
-            <w:r>
-              <w:rPr>
-                <w:rStyle w:val="aff9"/>
-                <w:noProof/>
-              </w:rPr>
-              <w:t>B.4  task4_predict.py</w:t>
-            </w:r>
-            <w:r>
-              <w:rPr>
-                <w:rFonts w:hint="eastAsia"/>
-                <w:noProof/>
-                <w:webHidden/>
-              </w:rPr>
-              <w:tab/>
-            </w:r>
-            <w:r>
-              <w:rPr>
-                <w:rFonts w:hint="eastAsia"/>
-                <w:noProof/>
-                <w:webHidden/>
-              </w:rPr>
-              <w:fldChar w:fldCharType="begin"/>
-            </w:r>
-            <w:r>
-              <w:rPr>
-                <w:rFonts w:hint="eastAsia"/>
-                <w:noProof/>
-                <w:webHidden/>
-              </w:rPr>
-              <w:instrText xml:space="preserve"> </w:instrText>
-            </w:r>
-            <w:r>
-              <w:rPr>
-                <w:noProof/>
-                <w:webHidden/>
-              </w:rPr>
-              <w:instrText>PAGEREF _Toc234265342 \h</w:instrText>
-            </w:r>
-            <w:r>
-              <w:rPr>
-                <w:rFonts w:hint="eastAsia"/>
-                <w:noProof/>
-                <w:webHidden/>
-              </w:rPr>
-              <w:instrText xml:space="preserve"> </w:instrText>
-            </w:r>
-            <w:r>
-              <w:rPr>
-                <w:rFonts w:hint="eastAsia"/>
-                <w:noProof/>
-                <w:webHidden/>
-              </w:rPr>
-            </w:r>
-            <w:r>
-              <w:rPr>
-                <w:rFonts w:hint="eastAsia"/>
-                <w:noProof/>
-                <w:webHidden/>
-              </w:rPr>
-              <w:fldChar w:fldCharType="separate"/>
-            </w:r>
-            <w:r>
-              <w:rPr>
-                <w:noProof/>
-                <w:webHidden/>
-              </w:rPr>
-              <w:t>74</w:t>
-            </w:r>
-            <w:r>
-              <w:rPr>
-                <w:rFonts w:hint="eastAsia"/>
-                <w:noProof/>
-                <w:webHidden/>
-              </w:rPr>
-              <w:fldChar w:fldCharType="end"/>
-            </w:r>
-          </w:hyperlink>
-        </w:p>
-        <w:p>
-          <w:pPr>
-            <w:pStyle w:val="TOC3"/>
-            <w:tabs>
-              <w:tab w:val="right" w:leader="dot" w:pos="8302"/>
-            </w:tabs>
-            <w:ind w:left="960"/>
-            <w:rPr>
-              <w:rFonts w:asciiTheme="minorHAnsi" w:eastAsiaTheme="minorEastAsia" w:hAnsiTheme="minorHAnsi"/>
-              <w:noProof/>
-              <w:kern w:val="2"/>
-              <w:sz w:val="22"/>
-              <w:szCs w:val="24"/>
-              <w:lang w:eastAsia="zh-CN"/>
-              <w14:ligatures w14:val="standardContextual"/>
-            </w:rPr>
-          </w:pPr>
-          <w:hyperlink w:anchor="_Toc234265343" w:history="1">
-            <w:r>
-              <w:rPr>
-                <w:rStyle w:val="aff9"/>
-                <w:noProof/>
-              </w:rPr>
-              <w:t>B.5  task4_yield_analysis.py</w:t>
-            </w:r>
-            <w:r>
-              <w:rPr>
-                <w:rFonts w:hint="eastAsia"/>
-                <w:noProof/>
-                <w:webHidden/>
-              </w:rPr>
-              <w:tab/>
-            </w:r>
-            <w:r>
-              <w:rPr>
-                <w:rFonts w:hint="eastAsia"/>
-                <w:noProof/>
-                <w:webHidden/>
-              </w:rPr>
-              <w:fldChar w:fldCharType="begin"/>
-            </w:r>
-            <w:r>
-              <w:rPr>
-                <w:rFonts w:hint="eastAsia"/>
-                <w:noProof/>
-                <w:webHidden/>
-              </w:rPr>
-              <w:instrText xml:space="preserve"> </w:instrText>
-            </w:r>
-            <w:r>
-              <w:rPr>
-                <w:noProof/>
-                <w:webHidden/>
-              </w:rPr>
-              <w:instrText>PAGEREF _Toc234265343 \h</w:instrText>
-            </w:r>
-            <w:r>
-              <w:rPr>
-                <w:rFonts w:hint="eastAsia"/>
-                <w:noProof/>
-                <w:webHidden/>
-              </w:rPr>
-              <w:instrText xml:space="preserve"> </w:instrText>
-            </w:r>
-            <w:r>
-              <w:rPr>
-                <w:rFonts w:hint="eastAsia"/>
-                <w:noProof/>
-                <w:webHidden/>
-              </w:rPr>
-            </w:r>
-            <w:r>
-              <w:rPr>
-                <w:rFonts w:hint="eastAsia"/>
-                <w:noProof/>
-                <w:webHidden/>
-              </w:rPr>
-              <w:fldChar w:fldCharType="separate"/>
-            </w:r>
-            <w:r>
-              <w:rPr>
-                <w:noProof/>
-                <w:webHidden/>
-              </w:rPr>
-              <w:t>81</w:t>
+              <w:t>32</w:t>
             </w:r>
             <w:r>
               <w:rPr>
@@ -8447,6 +7197,27 @@
     </w:sdt>
     <w:p>
       <w:pPr>
+        <w:rPr>
+          <w:rFonts w:asciiTheme="majorHAnsi" w:eastAsiaTheme="majorEastAsia" w:hAnsiTheme="majorHAnsi" w:cstheme="majorBidi"/>
+          <w:b/>
+          <w:bCs/>
+          <w:color w:val="000000"/>
+          <w:sz w:val="32"/>
+          <w:szCs w:val="28"/>
+          <w:lang w:eastAsia="zh-CN"/>
+        </w:rPr>
+      </w:pPr>
+      <w:bookmarkStart w:id="0" w:name="_Toc234268379"/>
+      <w:r>
+        <w:rPr>
+          <w:color w:val="000000"/>
+          <w:lang w:eastAsia="zh-CN"/>
+        </w:rPr>
+        <w:br w:type="page"/>
+      </w:r>
+    </w:p>
+    <w:p>
+      <w:pPr>
         <w:pStyle w:val="1"/>
         <w:jc w:val="center"/>
         <w:rPr>
@@ -8454,7 +7225,6 @@
           <w:lang w:eastAsia="zh-CN"/>
         </w:rPr>
       </w:pPr>
-      <w:bookmarkStart w:id="0" w:name="_Toc234265270"/>
       <w:r>
         <w:rPr>
           <w:color w:val="000000"/>
@@ -8483,18 +7253,21 @@
       <w:pPr>
         <w:pStyle w:val="21"/>
         <w:rPr>
+          <w:szCs w:val="24"/>
           <w:lang w:eastAsia="zh-CN"/>
         </w:rPr>
       </w:pPr>
-      <w:bookmarkStart w:id="1" w:name="_Toc234265271"/>
-      <w:r>
-        <w:rPr>
+      <w:bookmarkStart w:id="1" w:name="_Toc234268380"/>
+      <w:r>
+        <w:rPr>
+          <w:szCs w:val="24"/>
           <w:lang w:eastAsia="zh-CN"/>
         </w:rPr>
         <w:t xml:space="preserve">1.1  </w:t>
       </w:r>
       <w:r>
         <w:rPr>
+          <w:szCs w:val="24"/>
           <w:lang w:eastAsia="zh-CN"/>
         </w:rPr>
         <w:t>研究背景与意义</w:t>
@@ -8610,18 +7383,21 @@
       <w:pPr>
         <w:pStyle w:val="21"/>
         <w:rPr>
+          <w:szCs w:val="24"/>
           <w:lang w:eastAsia="zh-CN"/>
         </w:rPr>
       </w:pPr>
-      <w:bookmarkStart w:id="2" w:name="_Toc234265272"/>
-      <w:r>
-        <w:rPr>
+      <w:bookmarkStart w:id="2" w:name="_Toc234268381"/>
+      <w:r>
+        <w:rPr>
+          <w:szCs w:val="24"/>
           <w:lang w:eastAsia="zh-CN"/>
         </w:rPr>
         <w:t xml:space="preserve">1.2  </w:t>
       </w:r>
       <w:r>
         <w:rPr>
+          <w:szCs w:val="24"/>
           <w:lang w:eastAsia="zh-CN"/>
         </w:rPr>
         <w:t>国内外研究现状</w:t>
@@ -8834,18 +7610,21 @@
       <w:pPr>
         <w:pStyle w:val="21"/>
         <w:rPr>
+          <w:szCs w:val="24"/>
           <w:lang w:eastAsia="zh-CN"/>
         </w:rPr>
       </w:pPr>
-      <w:bookmarkStart w:id="3" w:name="_Toc234265273"/>
-      <w:r>
-        <w:rPr>
+      <w:bookmarkStart w:id="3" w:name="_Toc234268382"/>
+      <w:r>
+        <w:rPr>
+          <w:szCs w:val="24"/>
           <w:lang w:eastAsia="zh-CN"/>
         </w:rPr>
         <w:t xml:space="preserve">1.3  </w:t>
       </w:r>
       <w:r>
         <w:rPr>
+          <w:szCs w:val="24"/>
           <w:lang w:eastAsia="zh-CN"/>
         </w:rPr>
         <w:t>笔者主要工作</w:t>
@@ -8917,7 +7696,20 @@
         <w:rPr>
           <w:lang w:eastAsia="zh-CN"/>
         </w:rPr>
-        <w:t>个旅客列车梯形密度表进行数据清洗与合并，从车次、站点、区间、时间和气象五个维度进行统计分析，构建线性回归、随机森林和</w:t>
+        <w:t>个旅客列车梯形密度表进行数据清洗与合并，从车次、站点、区间、时间和气象五个维度进行统计分析，构建线性回归、随机</w:t>
+      </w:r>
+      <w:r>
+        <w:rPr>
+          <w:rFonts w:hint="eastAsia"/>
+          <w:lang w:eastAsia="zh-CN"/>
+        </w:rPr>
+        <w:t xml:space="preserve">   </w:t>
+      </w:r>
+      <w:r>
+        <w:rPr>
+          <w:lang w:eastAsia="zh-CN"/>
+        </w:rPr>
+        <w:t>森林和</w:t>
       </w:r>
       <w:proofErr w:type="spellStart"/>
       <w:r>
@@ -9183,7 +7975,7 @@
           <w:lang w:eastAsia="zh-CN"/>
         </w:rPr>
       </w:pPr>
-      <w:bookmarkStart w:id="4" w:name="_Toc234265274"/>
+      <w:bookmarkStart w:id="4" w:name="_Toc234268383"/>
       <w:r>
         <w:rPr>
           <w:color w:val="000000"/>
@@ -9215,7 +8007,7 @@
           <w:lang w:eastAsia="zh-CN"/>
         </w:rPr>
       </w:pPr>
-      <w:bookmarkStart w:id="5" w:name="_Toc234265275"/>
+      <w:bookmarkStart w:id="5" w:name="_Toc234268384"/>
       <w:r>
         <w:rPr>
           <w:lang w:eastAsia="zh-CN"/>
@@ -9251,7 +8043,7 @@
           <w:lang w:eastAsia="zh-CN"/>
         </w:rPr>
       </w:pPr>
-      <w:bookmarkStart w:id="6" w:name="_Toc234265276"/>
+      <w:bookmarkStart w:id="6" w:name="_Toc234268385"/>
       <w:r>
         <w:rPr>
           <w:sz w:val="28"/>
@@ -9530,7 +8322,7 @@
           <w:lang w:eastAsia="zh-CN"/>
         </w:rPr>
       </w:pPr>
-      <w:bookmarkStart w:id="7" w:name="_Toc234265277"/>
+      <w:bookmarkStart w:id="7" w:name="_Toc234268386"/>
       <w:r>
         <w:rPr>
           <w:sz w:val="28"/>
@@ -9619,7 +8411,7 @@
           <w:lang w:eastAsia="zh-CN"/>
         </w:rPr>
       </w:pPr>
-      <w:bookmarkStart w:id="8" w:name="_Toc234265278"/>
+      <w:bookmarkStart w:id="8" w:name="_Toc234268387"/>
       <w:r>
         <w:rPr>
           <w:sz w:val="28"/>
@@ -9794,7 +8586,7 @@
           <w:lang w:eastAsia="zh-CN"/>
         </w:rPr>
       </w:pPr>
-      <w:bookmarkStart w:id="9" w:name="_Toc234265279"/>
+      <w:bookmarkStart w:id="9" w:name="_Toc234268388"/>
       <w:r>
         <w:rPr>
           <w:lang w:eastAsia="zh-CN"/>
@@ -9830,7 +8622,7 @@
           <w:lang w:eastAsia="zh-CN"/>
         </w:rPr>
       </w:pPr>
-      <w:bookmarkStart w:id="10" w:name="_Toc234265280"/>
+      <w:bookmarkStart w:id="10" w:name="_Toc234268389"/>
       <w:r>
         <w:rPr>
           <w:sz w:val="28"/>
@@ -10402,7 +9194,7 @@
       <w:pPr>
         <w:pStyle w:val="31"/>
       </w:pPr>
-      <w:bookmarkStart w:id="11" w:name="_Toc234265281"/>
+      <w:bookmarkStart w:id="11" w:name="_Toc234268390"/>
       <w:r>
         <w:rPr>
           <w:sz w:val="28"/>
@@ -10625,7 +9417,7 @@
           <w:lang w:eastAsia="zh-CN"/>
         </w:rPr>
       </w:pPr>
-      <w:bookmarkStart w:id="12" w:name="_Toc234265282"/>
+      <w:bookmarkStart w:id="12" w:name="_Toc234268391"/>
       <w:r>
         <w:rPr>
           <w:sz w:val="28"/>
@@ -10788,7 +9580,7 @@
           <w:lang w:eastAsia="zh-CN"/>
         </w:rPr>
       </w:pPr>
-      <w:bookmarkStart w:id="13" w:name="_Toc234265283"/>
+      <w:bookmarkStart w:id="13" w:name="_Toc234268392"/>
       <w:r>
         <w:rPr>
           <w:lang w:eastAsia="zh-CN"/>
@@ -10986,7 +9778,7 @@
           <w:lang w:eastAsia="zh-CN"/>
         </w:rPr>
       </w:pPr>
-      <w:bookmarkStart w:id="14" w:name="_Toc234265284"/>
+      <w:bookmarkStart w:id="14" w:name="_Toc234268393"/>
       <w:r>
         <w:rPr>
           <w:color w:val="000000"/>
@@ -11018,7 +9810,7 @@
           <w:lang w:eastAsia="zh-CN"/>
         </w:rPr>
       </w:pPr>
-      <w:bookmarkStart w:id="15" w:name="_Toc234265285"/>
+      <w:bookmarkStart w:id="15" w:name="_Toc234268394"/>
       <w:r>
         <w:rPr>
           <w:lang w:eastAsia="zh-CN"/>
@@ -11040,7 +9832,7 @@
           <w:lang w:eastAsia="zh-CN"/>
         </w:rPr>
       </w:pPr>
-      <w:bookmarkStart w:id="16" w:name="_Toc234265286"/>
+      <w:bookmarkStart w:id="16" w:name="_Toc234268395"/>
       <w:r>
         <w:rPr>
           <w:sz w:val="28"/>
@@ -11184,7 +9976,7 @@
           <w:lang w:eastAsia="zh-CN"/>
         </w:rPr>
       </w:pPr>
-      <w:bookmarkStart w:id="17" w:name="_Toc234265287"/>
+      <w:bookmarkStart w:id="17" w:name="_Toc234268396"/>
       <w:r>
         <w:rPr>
           <w:sz w:val="28"/>
@@ -11418,7 +10210,7 @@
           <w:lang w:eastAsia="zh-CN"/>
         </w:rPr>
       </w:pPr>
-      <w:bookmarkStart w:id="18" w:name="_Toc234265288"/>
+      <w:bookmarkStart w:id="18" w:name="_Toc234268397"/>
       <w:r>
         <w:rPr>
           <w:sz w:val="28"/>
@@ -11596,7 +10388,7 @@
           <w:lang w:eastAsia="zh-CN"/>
         </w:rPr>
       </w:pPr>
-      <w:bookmarkStart w:id="19" w:name="_Toc234265289"/>
+      <w:bookmarkStart w:id="19" w:name="_Toc234268398"/>
       <w:r>
         <w:rPr>
           <w:sz w:val="28"/>
@@ -11755,7 +10547,7 @@
           <w:lang w:eastAsia="zh-CN"/>
         </w:rPr>
       </w:pPr>
-      <w:bookmarkStart w:id="20" w:name="_Toc234265290"/>
+      <w:bookmarkStart w:id="20" w:name="_Toc234268399"/>
       <w:r>
         <w:rPr>
           <w:sz w:val="28"/>
@@ -11995,7 +10787,7 @@
           <w:lang w:eastAsia="zh-CN"/>
         </w:rPr>
       </w:pPr>
-      <w:bookmarkStart w:id="21" w:name="_Toc234265291"/>
+      <w:bookmarkStart w:id="21" w:name="_Toc234268400"/>
       <w:r>
         <w:rPr>
           <w:sz w:val="28"/>
@@ -12164,7 +10956,7 @@
           <w:lang w:eastAsia="zh-CN"/>
         </w:rPr>
       </w:pPr>
-      <w:bookmarkStart w:id="22" w:name="_Toc234265292"/>
+      <w:bookmarkStart w:id="22" w:name="_Toc234268401"/>
       <w:r>
         <w:rPr>
           <w:sz w:val="28"/>
@@ -12310,7 +11102,7 @@
           <w:lang w:eastAsia="zh-CN"/>
         </w:rPr>
       </w:pPr>
-      <w:bookmarkStart w:id="23" w:name="_Toc234265293"/>
+      <w:bookmarkStart w:id="23" w:name="_Toc234268402"/>
       <w:r>
         <w:rPr>
           <w:sz w:val="28"/>
@@ -12455,7 +11247,7 @@
           <w:lang w:eastAsia="zh-CN"/>
         </w:rPr>
       </w:pPr>
-      <w:bookmarkStart w:id="24" w:name="_Toc234265294"/>
+      <w:bookmarkStart w:id="24" w:name="_Toc234268403"/>
       <w:r>
         <w:rPr>
           <w:lang w:eastAsia="zh-CN"/>
@@ -12477,7 +11269,7 @@
           <w:lang w:eastAsia="zh-CN"/>
         </w:rPr>
       </w:pPr>
-      <w:bookmarkStart w:id="25" w:name="_Toc234265295"/>
+      <w:bookmarkStart w:id="25" w:name="_Toc234268404"/>
       <w:r>
         <w:rPr>
           <w:sz w:val="28"/>
@@ -12705,7 +11497,7 @@
           <w:lang w:eastAsia="zh-CN"/>
         </w:rPr>
       </w:pPr>
-      <w:bookmarkStart w:id="26" w:name="_Toc234265296"/>
+      <w:bookmarkStart w:id="26" w:name="_Toc234268405"/>
       <w:r>
         <w:rPr>
           <w:sz w:val="28"/>
@@ -12901,7 +11693,7 @@
           <w:lang w:eastAsia="zh-CN"/>
         </w:rPr>
       </w:pPr>
-      <w:bookmarkStart w:id="27" w:name="_Toc234265297"/>
+      <w:bookmarkStart w:id="27" w:name="_Toc234268406"/>
       <w:r>
         <w:rPr>
           <w:sz w:val="28"/>
@@ -13109,7 +11901,7 @@
           <w:lang w:eastAsia="zh-CN"/>
         </w:rPr>
       </w:pPr>
-      <w:bookmarkStart w:id="28" w:name="_Toc234265298"/>
+      <w:bookmarkStart w:id="28" w:name="_Toc234268407"/>
       <w:r>
         <w:rPr>
           <w:sz w:val="28"/>
@@ -13467,7 +12259,7 @@
           <w:lang w:eastAsia="zh-CN"/>
         </w:rPr>
       </w:pPr>
-      <w:bookmarkStart w:id="29" w:name="_Toc234265299"/>
+      <w:bookmarkStart w:id="29" w:name="_Toc234268408"/>
       <w:r>
         <w:rPr>
           <w:sz w:val="28"/>
@@ -13637,7 +12429,7 @@
           <w:lang w:eastAsia="zh-CN"/>
         </w:rPr>
       </w:pPr>
-      <w:bookmarkStart w:id="30" w:name="_Toc234265300"/>
+      <w:bookmarkStart w:id="30" w:name="_Toc234268409"/>
       <w:r>
         <w:rPr>
           <w:lang w:eastAsia="zh-CN"/>
@@ -13659,7 +12451,7 @@
           <w:lang w:eastAsia="zh-CN"/>
         </w:rPr>
       </w:pPr>
-      <w:bookmarkStart w:id="31" w:name="_Toc234265301"/>
+      <w:bookmarkStart w:id="31" w:name="_Toc234268410"/>
       <w:r>
         <w:rPr>
           <w:sz w:val="28"/>
@@ -13945,7 +12737,7 @@
           <w:lang w:eastAsia="zh-CN"/>
         </w:rPr>
       </w:pPr>
-      <w:bookmarkStart w:id="32" w:name="_Toc234265302"/>
+      <w:bookmarkStart w:id="32" w:name="_Toc234268411"/>
       <w:r>
         <w:rPr>
           <w:sz w:val="28"/>
@@ -14198,7 +12990,7 @@
           <w:lang w:eastAsia="zh-CN"/>
         </w:rPr>
       </w:pPr>
-      <w:bookmarkStart w:id="33" w:name="_Toc234265303"/>
+      <w:bookmarkStart w:id="33" w:name="_Toc234268412"/>
       <w:r>
         <w:rPr>
           <w:sz w:val="28"/>
@@ -17481,7 +16273,7 @@
           <w:lang w:eastAsia="zh-CN"/>
         </w:rPr>
       </w:pPr>
-      <w:bookmarkStart w:id="34" w:name="_Toc234265304"/>
+      <w:bookmarkStart w:id="34" w:name="_Toc234268413"/>
       <w:r>
         <w:rPr>
           <w:color w:val="000000"/>
@@ -17512,7 +16304,7 @@
           <w:lang w:eastAsia="zh-CN"/>
         </w:rPr>
       </w:pPr>
-      <w:bookmarkStart w:id="35" w:name="_Toc234265305"/>
+      <w:bookmarkStart w:id="35" w:name="_Toc234268414"/>
       <w:r>
         <w:rPr>
           <w:lang w:eastAsia="zh-CN"/>
@@ -17534,7 +16326,7 @@
           <w:lang w:eastAsia="zh-CN"/>
         </w:rPr>
       </w:pPr>
-      <w:bookmarkStart w:id="36" w:name="_Toc234265306"/>
+      <w:bookmarkStart w:id="36" w:name="_Toc234268415"/>
       <w:r>
         <w:rPr>
           <w:sz w:val="28"/>
@@ -17729,7 +16521,7 @@
           <w:lang w:eastAsia="zh-CN"/>
         </w:rPr>
       </w:pPr>
-      <w:bookmarkStart w:id="37" w:name="_Toc234265307"/>
+      <w:bookmarkStart w:id="37" w:name="_Toc234268416"/>
       <w:r>
         <w:rPr>
           <w:sz w:val="28"/>
@@ -17881,7 +16673,7 @@
           <w:lang w:eastAsia="zh-CN"/>
         </w:rPr>
       </w:pPr>
-      <w:bookmarkStart w:id="38" w:name="_Toc234265308"/>
+      <w:bookmarkStart w:id="38" w:name="_Toc234268417"/>
       <w:r>
         <w:rPr>
           <w:sz w:val="28"/>
@@ -18096,7 +16888,7 @@
           <w:lang w:eastAsia="zh-CN"/>
         </w:rPr>
       </w:pPr>
-      <w:bookmarkStart w:id="39" w:name="_Toc234265309"/>
+      <w:bookmarkStart w:id="39" w:name="_Toc234268418"/>
       <w:r>
         <w:rPr>
           <w:sz w:val="28"/>
@@ -18248,7 +17040,7 @@
           <w:lang w:eastAsia="zh-CN"/>
         </w:rPr>
       </w:pPr>
-      <w:bookmarkStart w:id="40" w:name="_Toc234265310"/>
+      <w:bookmarkStart w:id="40" w:name="_Toc234268419"/>
       <w:r>
         <w:rPr>
           <w:sz w:val="28"/>
@@ -18380,7 +17172,7 @@
           <w:lang w:eastAsia="zh-CN"/>
         </w:rPr>
       </w:pPr>
-      <w:bookmarkStart w:id="41" w:name="_Toc234265311"/>
+      <w:bookmarkStart w:id="41" w:name="_Toc234268420"/>
       <w:r>
         <w:rPr>
           <w:sz w:val="28"/>
@@ -18513,7 +17305,7 @@
           <w:lang w:eastAsia="zh-CN"/>
         </w:rPr>
       </w:pPr>
-      <w:bookmarkStart w:id="42" w:name="_Toc234265312"/>
+      <w:bookmarkStart w:id="42" w:name="_Toc234268421"/>
       <w:r>
         <w:rPr>
           <w:sz w:val="28"/>
@@ -18669,7 +17461,7 @@
           <w:lang w:eastAsia="zh-CN"/>
         </w:rPr>
       </w:pPr>
-      <w:bookmarkStart w:id="43" w:name="_Toc234265313"/>
+      <w:bookmarkStart w:id="43" w:name="_Toc234268422"/>
       <w:r>
         <w:rPr>
           <w:sz w:val="28"/>
@@ -18814,7 +17606,7 @@
           <w:lang w:eastAsia="zh-CN"/>
         </w:rPr>
       </w:pPr>
-      <w:bookmarkStart w:id="44" w:name="_Toc234265314"/>
+      <w:bookmarkStart w:id="44" w:name="_Toc234268423"/>
       <w:r>
         <w:rPr>
           <w:lang w:eastAsia="zh-CN"/>
@@ -18836,7 +17628,7 @@
           <w:lang w:eastAsia="zh-CN"/>
         </w:rPr>
       </w:pPr>
-      <w:bookmarkStart w:id="45" w:name="_Toc234265315"/>
+      <w:bookmarkStart w:id="45" w:name="_Toc234268424"/>
       <w:r>
         <w:rPr>
           <w:sz w:val="28"/>
@@ -19018,7 +17810,7 @@
           <w:lang w:eastAsia="zh-CN"/>
         </w:rPr>
       </w:pPr>
-      <w:bookmarkStart w:id="46" w:name="_Toc234265316"/>
+      <w:bookmarkStart w:id="46" w:name="_Toc234268425"/>
       <w:r>
         <w:rPr>
           <w:sz w:val="28"/>
@@ -19262,7 +18054,7 @@
           <w:lang w:eastAsia="zh-CN"/>
         </w:rPr>
       </w:pPr>
-      <w:bookmarkStart w:id="47" w:name="_Toc234265317"/>
+      <w:bookmarkStart w:id="47" w:name="_Toc234268426"/>
       <w:r>
         <w:rPr>
           <w:sz w:val="28"/>
@@ -19411,7 +18203,7 @@
           <w:lang w:eastAsia="zh-CN"/>
         </w:rPr>
       </w:pPr>
-      <w:bookmarkStart w:id="48" w:name="_Toc234265318"/>
+      <w:bookmarkStart w:id="48" w:name="_Toc234268427"/>
       <w:r>
         <w:rPr>
           <w:sz w:val="28"/>
@@ -20005,7 +18797,7 @@
           <w:lang w:eastAsia="zh-CN"/>
         </w:rPr>
       </w:pPr>
-      <w:bookmarkStart w:id="49" w:name="_Toc234265319"/>
+      <w:bookmarkStart w:id="49" w:name="_Toc234268428"/>
       <w:r>
         <w:rPr>
           <w:sz w:val="28"/>
@@ -20352,7 +19144,7 @@
           <w:lang w:eastAsia="zh-CN"/>
         </w:rPr>
       </w:pPr>
-      <w:bookmarkStart w:id="50" w:name="_Toc234265320"/>
+      <w:bookmarkStart w:id="50" w:name="_Toc234268429"/>
       <w:r>
         <w:rPr>
           <w:lang w:eastAsia="zh-CN"/>
@@ -20825,7 +19617,7 @@
       <w:pPr>
         <w:pStyle w:val="21"/>
       </w:pPr>
-      <w:bookmarkStart w:id="51" w:name="_Toc234265321"/>
+      <w:bookmarkStart w:id="51" w:name="_Toc234268430"/>
       <w:r>
         <w:t xml:space="preserve">4.4  </w:t>
       </w:r>
@@ -20838,7 +19630,7 @@
       <w:pPr>
         <w:pStyle w:val="31"/>
       </w:pPr>
-      <w:bookmarkStart w:id="52" w:name="_Toc234265322"/>
+      <w:bookmarkStart w:id="52" w:name="_Toc234268431"/>
       <w:r>
         <w:rPr>
           <w:sz w:val="28"/>
@@ -21017,7 +19809,7 @@
           <w:lang w:eastAsia="zh-CN"/>
         </w:rPr>
       </w:pPr>
-      <w:bookmarkStart w:id="53" w:name="_Toc234265323"/>
+      <w:bookmarkStart w:id="53" w:name="_Toc234268432"/>
       <w:r>
         <w:rPr>
           <w:sz w:val="28"/>
@@ -21185,7 +19977,7 @@
           <w:lang w:eastAsia="zh-CN"/>
         </w:rPr>
       </w:pPr>
-      <w:bookmarkStart w:id="54" w:name="_Toc234265324"/>
+      <w:bookmarkStart w:id="54" w:name="_Toc234268433"/>
       <w:r>
         <w:rPr>
           <w:sz w:val="28"/>
@@ -21318,7 +20110,7 @@
           <w:lang w:eastAsia="zh-CN"/>
         </w:rPr>
       </w:pPr>
-      <w:bookmarkStart w:id="55" w:name="_Toc234265325"/>
+      <w:bookmarkStart w:id="55" w:name="_Toc234268434"/>
       <w:r>
         <w:rPr>
           <w:sz w:val="28"/>
@@ -21486,7 +20278,7 @@
           <w:lang w:eastAsia="zh-CN"/>
         </w:rPr>
       </w:pPr>
-      <w:bookmarkStart w:id="56" w:name="_Toc234265326"/>
+      <w:bookmarkStart w:id="56" w:name="_Toc234268435"/>
       <w:r>
         <w:rPr>
           <w:sz w:val="28"/>
@@ -22660,7 +21452,7 @@
           <w:lang w:eastAsia="zh-CN"/>
         </w:rPr>
       </w:pPr>
-      <w:bookmarkStart w:id="57" w:name="_Toc234265327"/>
+      <w:bookmarkStart w:id="57" w:name="_Toc234268436"/>
       <w:r>
         <w:rPr>
           <w:color w:val="000000"/>
@@ -22692,7 +21484,7 @@
           <w:lang w:eastAsia="zh-CN"/>
         </w:rPr>
       </w:pPr>
-      <w:bookmarkStart w:id="58" w:name="_Toc234265328"/>
+      <w:bookmarkStart w:id="58" w:name="_Toc234268437"/>
       <w:r>
         <w:rPr>
           <w:lang w:eastAsia="zh-CN"/>
@@ -22959,7 +21751,7 @@
           <w:lang w:eastAsia="zh-CN"/>
         </w:rPr>
       </w:pPr>
-      <w:bookmarkStart w:id="59" w:name="_Toc234265329"/>
+      <w:bookmarkStart w:id="59" w:name="_Toc234268438"/>
       <w:r>
         <w:rPr>
           <w:lang w:eastAsia="zh-CN"/>
@@ -23102,7 +21894,7 @@
           <w:lang w:eastAsia="zh-CN"/>
         </w:rPr>
       </w:pPr>
-      <w:bookmarkStart w:id="60" w:name="_Toc234265330"/>
+      <w:bookmarkStart w:id="60" w:name="_Toc234268439"/>
       <w:r>
         <w:rPr>
           <w:color w:val="000000"/>
